--- a/report/design.docx
+++ b/report/design.docx
@@ -27,7 +27,7 @@
         <w:t xml:space="preserve">Assignment </w:t>
       </w:r>
       <w:r>
-        <w:t>2</w:t>
+        <w:t>3</w:t>
       </w:r>
     </w:p>
     <w:p>
@@ -40,6 +40,9 @@
       <w:r>
         <w:t>Network Sockets</w:t>
       </w:r>
+      <w:r>
+        <w:t xml:space="preserve"> with Multiple Clients</w:t>
+      </w:r>
     </w:p>
     <w:p/>
     <w:p/>
@@ -58,7 +61,10 @@
     </w:p>
     <w:p>
       <w:r>
-        <w:t>Feb 8</w:t>
+        <w:t xml:space="preserve">Feb </w:t>
+      </w:r>
+      <w:r>
+        <w:t>22</w:t>
       </w:r>
       <w:r>
         <w:rPr>
@@ -66,11 +72,9 @@
         </w:rPr>
         <w:t>th</w:t>
       </w:r>
-      <w:proofErr w:type="gramStart"/>
       <w:r>
         <w:t xml:space="preserve"> 2025</w:t>
       </w:r>
-      <w:proofErr w:type="gramEnd"/>
     </w:p>
     <w:p>
       <w:r>
@@ -1092,10 +1096,7 @@
     </w:p>
     <w:p>
       <w:r>
-        <w:t>communication.</w:t>
-      </w:r>
-      <w:r>
-        <w:t xml:space="preserve"> Use </w:t>
+        <w:t xml:space="preserve">communication. Use </w:t>
       </w:r>
       <w:r>
         <w:t>Vigenère cipher encryption</w:t>
@@ -1258,16 +1259,8 @@
               <w:rPr>
                 <w:lang w:val="en-US"/>
               </w:rPr>
-              <w:t xml:space="preserve">String[] </w:t>
-            </w:r>
-            <w:proofErr w:type="spellStart"/>
-            <w:r>
-              <w:rPr>
-                <w:lang w:val="en-US"/>
-              </w:rPr>
-              <w:t>args</w:t>
-            </w:r>
-            <w:proofErr w:type="spellEnd"/>
+              <w:t>String[] args</w:t>
+            </w:r>
           </w:p>
           <w:p>
             <w:pPr>
@@ -1345,14 +1338,12 @@
                 <w:lang w:val="en-US"/>
               </w:rPr>
             </w:pPr>
-            <w:proofErr w:type="spellStart"/>
             <w:r>
               <w:rPr>
                 <w:lang w:val="en-US"/>
               </w:rPr>
               <w:t>ip</w:t>
             </w:r>
-            <w:proofErr w:type="spellEnd"/>
           </w:p>
         </w:tc>
         <w:tc>
@@ -1536,6 +1527,77 @@
             </w:pPr>
             <w:r>
               <w:t>Port number</w:t>
+            </w:r>
+          </w:p>
+        </w:tc>
+      </w:tr>
+      <w:tr>
+        <w:tc>
+          <w:tcPr>
+            <w:tcW w:w="1845" w:type="dxa"/>
+            <w:shd w:val="clear" w:color="auto" w:fill="auto"/>
+            <w:tcMar>
+              <w:top w:w="100" w:type="dxa"/>
+              <w:left w:w="100" w:type="dxa"/>
+              <w:bottom w:w="100" w:type="dxa"/>
+              <w:right w:w="100" w:type="dxa"/>
+            </w:tcMar>
+          </w:tcPr>
+          <w:p>
+            <w:pPr>
+              <w:widowControl w:val="0"/>
+              <w:spacing w:line="240" w:lineRule="auto"/>
+              <w:rPr>
+                <w:lang w:val="en-US"/>
+              </w:rPr>
+            </w:pPr>
+            <w:r>
+              <w:rPr>
+                <w:lang w:val="en-US"/>
+              </w:rPr>
+              <w:t>keyword</w:t>
+            </w:r>
+          </w:p>
+        </w:tc>
+        <w:tc>
+          <w:tcPr>
+            <w:tcW w:w="1680" w:type="dxa"/>
+            <w:shd w:val="clear" w:color="auto" w:fill="auto"/>
+            <w:tcMar>
+              <w:top w:w="100" w:type="dxa"/>
+              <w:left w:w="100" w:type="dxa"/>
+              <w:bottom w:w="100" w:type="dxa"/>
+              <w:right w:w="100" w:type="dxa"/>
+            </w:tcMar>
+          </w:tcPr>
+          <w:p>
+            <w:pPr>
+              <w:widowControl w:val="0"/>
+              <w:spacing w:line="240" w:lineRule="auto"/>
+            </w:pPr>
+            <w:r>
+              <w:t>String</w:t>
+            </w:r>
+          </w:p>
+        </w:tc>
+        <w:tc>
+          <w:tcPr>
+            <w:tcW w:w="5820" w:type="dxa"/>
+            <w:shd w:val="clear" w:color="auto" w:fill="auto"/>
+            <w:tcMar>
+              <w:top w:w="100" w:type="dxa"/>
+              <w:left w:w="100" w:type="dxa"/>
+              <w:bottom w:w="100" w:type="dxa"/>
+              <w:right w:w="100" w:type="dxa"/>
+            </w:tcMar>
+          </w:tcPr>
+          <w:p>
+            <w:pPr>
+              <w:widowControl w:val="0"/>
+              <w:spacing w:line="240" w:lineRule="auto"/>
+            </w:pPr>
+            <w:r>
+              <w:t>Keyword for cipher</w:t>
             </w:r>
           </w:p>
         </w:tc>
@@ -1553,6 +1615,309 @@
       <w:bookmarkEnd w:id="7"/>
       <w:r>
         <w:t>Functions</w:t>
+      </w:r>
+    </w:p>
+    <w:p>
+      <w:r>
+        <w:t>Client</w:t>
+      </w:r>
+    </w:p>
+    <w:tbl>
+      <w:tblPr>
+        <w:tblW w:w="9360" w:type="dxa"/>
+        <w:tblBorders>
+          <w:top w:val="single" w:sz="8" w:space="0" w:color="000000"/>
+          <w:left w:val="single" w:sz="8" w:space="0" w:color="000000"/>
+          <w:bottom w:val="single" w:sz="8" w:space="0" w:color="000000"/>
+          <w:right w:val="single" w:sz="8" w:space="0" w:color="000000"/>
+          <w:insideH w:val="single" w:sz="8" w:space="0" w:color="000000"/>
+          <w:insideV w:val="single" w:sz="8" w:space="0" w:color="000000"/>
+        </w:tblBorders>
+        <w:tblLayout w:type="fixed"/>
+        <w:tblLook w:val="0600" w:firstRow="0" w:lastRow="0" w:firstColumn="0" w:lastColumn="0" w:noHBand="1" w:noVBand="1"/>
+      </w:tblPr>
+      <w:tblGrid>
+        <w:gridCol w:w="2385"/>
+        <w:gridCol w:w="6975"/>
+      </w:tblGrid>
+      <w:tr>
+        <w:tc>
+          <w:tcPr>
+            <w:tcW w:w="2385" w:type="dxa"/>
+            <w:shd w:val="clear" w:color="auto" w:fill="auto"/>
+            <w:tcMar>
+              <w:top w:w="100" w:type="dxa"/>
+              <w:left w:w="100" w:type="dxa"/>
+              <w:bottom w:w="100" w:type="dxa"/>
+              <w:right w:w="100" w:type="dxa"/>
+            </w:tcMar>
+          </w:tcPr>
+          <w:p>
+            <w:pPr>
+              <w:widowControl w:val="0"/>
+              <w:spacing w:line="240" w:lineRule="auto"/>
+              <w:jc w:val="center"/>
+              <w:rPr>
+                <w:b/>
+              </w:rPr>
+            </w:pPr>
+            <w:r>
+              <w:rPr>
+                <w:b/>
+              </w:rPr>
+              <w:t>Function</w:t>
+            </w:r>
+          </w:p>
+        </w:tc>
+        <w:tc>
+          <w:tcPr>
+            <w:tcW w:w="6975" w:type="dxa"/>
+            <w:shd w:val="clear" w:color="auto" w:fill="auto"/>
+            <w:tcMar>
+              <w:top w:w="100" w:type="dxa"/>
+              <w:left w:w="100" w:type="dxa"/>
+              <w:bottom w:w="100" w:type="dxa"/>
+              <w:right w:w="100" w:type="dxa"/>
+            </w:tcMar>
+          </w:tcPr>
+          <w:p>
+            <w:pPr>
+              <w:widowControl w:val="0"/>
+              <w:spacing w:line="240" w:lineRule="auto"/>
+              <w:jc w:val="center"/>
+              <w:rPr>
+                <w:b/>
+              </w:rPr>
+            </w:pPr>
+            <w:r>
+              <w:rPr>
+                <w:b/>
+              </w:rPr>
+              <w:t>Description</w:t>
+            </w:r>
+          </w:p>
+        </w:tc>
+      </w:tr>
+      <w:tr>
+        <w:tc>
+          <w:tcPr>
+            <w:tcW w:w="2385" w:type="dxa"/>
+            <w:shd w:val="clear" w:color="auto" w:fill="auto"/>
+            <w:tcMar>
+              <w:top w:w="100" w:type="dxa"/>
+              <w:left w:w="100" w:type="dxa"/>
+              <w:bottom w:w="100" w:type="dxa"/>
+              <w:right w:w="100" w:type="dxa"/>
+            </w:tcMar>
+          </w:tcPr>
+          <w:p>
+            <w:pPr>
+              <w:spacing w:line="240" w:lineRule="auto"/>
+            </w:pPr>
+            <w:r>
+              <w:t>parseArgs</w:t>
+            </w:r>
+          </w:p>
+        </w:tc>
+        <w:tc>
+          <w:tcPr>
+            <w:tcW w:w="6975" w:type="dxa"/>
+            <w:shd w:val="clear" w:color="auto" w:fill="auto"/>
+            <w:tcMar>
+              <w:top w:w="100" w:type="dxa"/>
+              <w:left w:w="100" w:type="dxa"/>
+              <w:bottom w:w="100" w:type="dxa"/>
+              <w:right w:w="100" w:type="dxa"/>
+            </w:tcMar>
+          </w:tcPr>
+          <w:p>
+            <w:pPr>
+              <w:widowControl w:val="0"/>
+              <w:spacing w:line="240" w:lineRule="auto"/>
+            </w:pPr>
+            <w:r>
+              <w:t>Parse the command line arguments</w:t>
+            </w:r>
+          </w:p>
+        </w:tc>
+      </w:tr>
+      <w:tr>
+        <w:tc>
+          <w:tcPr>
+            <w:tcW w:w="2385" w:type="dxa"/>
+            <w:shd w:val="clear" w:color="auto" w:fill="auto"/>
+            <w:tcMar>
+              <w:top w:w="100" w:type="dxa"/>
+              <w:left w:w="100" w:type="dxa"/>
+              <w:bottom w:w="100" w:type="dxa"/>
+              <w:right w:w="100" w:type="dxa"/>
+            </w:tcMar>
+          </w:tcPr>
+          <w:p>
+            <w:pPr>
+              <w:spacing w:line="240" w:lineRule="auto"/>
+            </w:pPr>
+            <w:r>
+              <w:t>readFile</w:t>
+            </w:r>
+          </w:p>
+        </w:tc>
+        <w:tc>
+          <w:tcPr>
+            <w:tcW w:w="6975" w:type="dxa"/>
+            <w:shd w:val="clear" w:color="auto" w:fill="auto"/>
+            <w:tcMar>
+              <w:top w:w="100" w:type="dxa"/>
+              <w:left w:w="100" w:type="dxa"/>
+              <w:bottom w:w="100" w:type="dxa"/>
+              <w:right w:w="100" w:type="dxa"/>
+            </w:tcMar>
+          </w:tcPr>
+          <w:p>
+            <w:pPr>
+              <w:widowControl w:val="0"/>
+              <w:spacing w:line="240" w:lineRule="auto"/>
+            </w:pPr>
+            <w:r>
+              <w:t>Read file for contents</w:t>
+            </w:r>
+          </w:p>
+        </w:tc>
+      </w:tr>
+      <w:tr>
+        <w:tc>
+          <w:tcPr>
+            <w:tcW w:w="2385" w:type="dxa"/>
+            <w:shd w:val="clear" w:color="auto" w:fill="auto"/>
+            <w:tcMar>
+              <w:top w:w="100" w:type="dxa"/>
+              <w:left w:w="100" w:type="dxa"/>
+              <w:bottom w:w="100" w:type="dxa"/>
+              <w:right w:w="100" w:type="dxa"/>
+            </w:tcMar>
+          </w:tcPr>
+          <w:p>
+            <w:pPr>
+              <w:spacing w:line="240" w:lineRule="auto"/>
+            </w:pPr>
+            <w:r>
+              <w:t>decryptMsg</w:t>
+            </w:r>
+          </w:p>
+        </w:tc>
+        <w:tc>
+          <w:tcPr>
+            <w:tcW w:w="6975" w:type="dxa"/>
+            <w:shd w:val="clear" w:color="auto" w:fill="auto"/>
+            <w:tcMar>
+              <w:top w:w="100" w:type="dxa"/>
+              <w:left w:w="100" w:type="dxa"/>
+              <w:bottom w:w="100" w:type="dxa"/>
+              <w:right w:w="100" w:type="dxa"/>
+            </w:tcMar>
+          </w:tcPr>
+          <w:p>
+            <w:pPr>
+              <w:widowControl w:val="0"/>
+              <w:spacing w:line="240" w:lineRule="auto"/>
+            </w:pPr>
+            <w:r>
+              <w:t>Decrypt message using decryption server</w:t>
+            </w:r>
+          </w:p>
+        </w:tc>
+      </w:tr>
+      <w:tr>
+        <w:tc>
+          <w:tcPr>
+            <w:tcW w:w="2385" w:type="dxa"/>
+            <w:shd w:val="clear" w:color="auto" w:fill="auto"/>
+            <w:tcMar>
+              <w:top w:w="100" w:type="dxa"/>
+              <w:left w:w="100" w:type="dxa"/>
+              <w:bottom w:w="100" w:type="dxa"/>
+              <w:right w:w="100" w:type="dxa"/>
+            </w:tcMar>
+          </w:tcPr>
+          <w:p>
+            <w:pPr>
+              <w:spacing w:line="240" w:lineRule="auto"/>
+            </w:pPr>
+            <w:r>
+              <w:t>printMsg</w:t>
+            </w:r>
+          </w:p>
+        </w:tc>
+        <w:tc>
+          <w:tcPr>
+            <w:tcW w:w="6975" w:type="dxa"/>
+            <w:shd w:val="clear" w:color="auto" w:fill="auto"/>
+            <w:tcMar>
+              <w:top w:w="100" w:type="dxa"/>
+              <w:left w:w="100" w:type="dxa"/>
+              <w:bottom w:w="100" w:type="dxa"/>
+              <w:right w:w="100" w:type="dxa"/>
+            </w:tcMar>
+          </w:tcPr>
+          <w:p>
+            <w:pPr>
+              <w:widowControl w:val="0"/>
+              <w:spacing w:line="240" w:lineRule="auto"/>
+            </w:pPr>
+            <w:r>
+              <w:t>Print message to user</w:t>
+            </w:r>
+          </w:p>
+        </w:tc>
+      </w:tr>
+      <w:tr>
+        <w:tc>
+          <w:tcPr>
+            <w:tcW w:w="2385" w:type="dxa"/>
+            <w:shd w:val="clear" w:color="auto" w:fill="auto"/>
+            <w:tcMar>
+              <w:top w:w="100" w:type="dxa"/>
+              <w:left w:w="100" w:type="dxa"/>
+              <w:bottom w:w="100" w:type="dxa"/>
+              <w:right w:w="100" w:type="dxa"/>
+            </w:tcMar>
+          </w:tcPr>
+          <w:p>
+            <w:pPr>
+              <w:spacing w:line="240" w:lineRule="auto"/>
+            </w:pPr>
+            <w:r>
+              <w:t>cleanup</w:t>
+            </w:r>
+          </w:p>
+        </w:tc>
+        <w:tc>
+          <w:tcPr>
+            <w:tcW w:w="6975" w:type="dxa"/>
+            <w:shd w:val="clear" w:color="auto" w:fill="auto"/>
+            <w:tcMar>
+              <w:top w:w="100" w:type="dxa"/>
+              <w:left w:w="100" w:type="dxa"/>
+              <w:bottom w:w="100" w:type="dxa"/>
+              <w:right w:w="100" w:type="dxa"/>
+            </w:tcMar>
+          </w:tcPr>
+          <w:p>
+            <w:pPr>
+              <w:widowControl w:val="0"/>
+              <w:spacing w:line="240" w:lineRule="auto"/>
+            </w:pPr>
+            <w:r>
+              <w:t>Clean up resources</w:t>
+            </w:r>
+          </w:p>
+        </w:tc>
+      </w:tr>
+    </w:tbl>
+    <w:p/>
+    <w:p>
+      <w:r>
+        <w:t>Server</w:t>
       </w:r>
     </w:p>
     <w:tbl>
@@ -1648,11 +2013,18 @@
             <w:pPr>
               <w:spacing w:line="240" w:lineRule="auto"/>
             </w:pPr>
-            <w:proofErr w:type="spellStart"/>
-            <w:r>
-              <w:t>parse_arguments</w:t>
-            </w:r>
-            <w:proofErr w:type="spellEnd"/>
+            <w:r>
+              <w:t>parse</w:t>
+            </w:r>
+            <w:r>
+              <w:t>A</w:t>
+            </w:r>
+            <w:r>
+              <w:t>rg</w:t>
+            </w:r>
+            <w:r>
+              <w:t>s</w:t>
+            </w:r>
           </w:p>
         </w:tc>
         <w:tc>
@@ -1673,6 +2045,136 @@
             </w:pPr>
             <w:r>
               <w:t>Parse the command line arguments</w:t>
+            </w:r>
+          </w:p>
+        </w:tc>
+      </w:tr>
+      <w:tr>
+        <w:tc>
+          <w:tcPr>
+            <w:tcW w:w="2385" w:type="dxa"/>
+            <w:shd w:val="clear" w:color="auto" w:fill="auto"/>
+            <w:tcMar>
+              <w:top w:w="100" w:type="dxa"/>
+              <w:left w:w="100" w:type="dxa"/>
+              <w:bottom w:w="100" w:type="dxa"/>
+              <w:right w:w="100" w:type="dxa"/>
+            </w:tcMar>
+          </w:tcPr>
+          <w:p>
+            <w:pPr>
+              <w:spacing w:line="240" w:lineRule="auto"/>
+            </w:pPr>
+            <w:r>
+              <w:lastRenderedPageBreak/>
+              <w:t>waitForWork</w:t>
+            </w:r>
+          </w:p>
+        </w:tc>
+        <w:tc>
+          <w:tcPr>
+            <w:tcW w:w="6975" w:type="dxa"/>
+            <w:shd w:val="clear" w:color="auto" w:fill="auto"/>
+            <w:tcMar>
+              <w:top w:w="100" w:type="dxa"/>
+              <w:left w:w="100" w:type="dxa"/>
+              <w:bottom w:w="100" w:type="dxa"/>
+              <w:right w:w="100" w:type="dxa"/>
+            </w:tcMar>
+          </w:tcPr>
+          <w:p>
+            <w:pPr>
+              <w:widowControl w:val="0"/>
+              <w:spacing w:line="240" w:lineRule="auto"/>
+            </w:pPr>
+            <w:r>
+              <w:t>Ready process for incoming connections</w:t>
+            </w:r>
+          </w:p>
+        </w:tc>
+      </w:tr>
+      <w:tr>
+        <w:tc>
+          <w:tcPr>
+            <w:tcW w:w="2385" w:type="dxa"/>
+            <w:shd w:val="clear" w:color="auto" w:fill="auto"/>
+            <w:tcMar>
+              <w:top w:w="100" w:type="dxa"/>
+              <w:left w:w="100" w:type="dxa"/>
+              <w:bottom w:w="100" w:type="dxa"/>
+              <w:right w:w="100" w:type="dxa"/>
+            </w:tcMar>
+          </w:tcPr>
+          <w:p>
+            <w:pPr>
+              <w:spacing w:line="240" w:lineRule="auto"/>
+            </w:pPr>
+            <w:r>
+              <w:t>decryptMsg</w:t>
+            </w:r>
+          </w:p>
+        </w:tc>
+        <w:tc>
+          <w:tcPr>
+            <w:tcW w:w="6975" w:type="dxa"/>
+            <w:shd w:val="clear" w:color="auto" w:fill="auto"/>
+            <w:tcMar>
+              <w:top w:w="100" w:type="dxa"/>
+              <w:left w:w="100" w:type="dxa"/>
+              <w:bottom w:w="100" w:type="dxa"/>
+              <w:right w:w="100" w:type="dxa"/>
+            </w:tcMar>
+          </w:tcPr>
+          <w:p>
+            <w:pPr>
+              <w:widowControl w:val="0"/>
+              <w:spacing w:line="240" w:lineRule="auto"/>
+            </w:pPr>
+            <w:r>
+              <w:t>Spin new thread to decrypt message</w:t>
+            </w:r>
+          </w:p>
+        </w:tc>
+      </w:tr>
+      <w:tr>
+        <w:tc>
+          <w:tcPr>
+            <w:tcW w:w="2385" w:type="dxa"/>
+            <w:shd w:val="clear" w:color="auto" w:fill="auto"/>
+            <w:tcMar>
+              <w:top w:w="100" w:type="dxa"/>
+              <w:left w:w="100" w:type="dxa"/>
+              <w:bottom w:w="100" w:type="dxa"/>
+              <w:right w:w="100" w:type="dxa"/>
+            </w:tcMar>
+          </w:tcPr>
+          <w:p>
+            <w:pPr>
+              <w:spacing w:line="240" w:lineRule="auto"/>
+            </w:pPr>
+            <w:r>
+              <w:t>cleanup</w:t>
+            </w:r>
+          </w:p>
+        </w:tc>
+        <w:tc>
+          <w:tcPr>
+            <w:tcW w:w="6975" w:type="dxa"/>
+            <w:shd w:val="clear" w:color="auto" w:fill="auto"/>
+            <w:tcMar>
+              <w:top w:w="100" w:type="dxa"/>
+              <w:left w:w="100" w:type="dxa"/>
+              <w:bottom w:w="100" w:type="dxa"/>
+              <w:right w:w="100" w:type="dxa"/>
+            </w:tcMar>
+          </w:tcPr>
+          <w:p>
+            <w:pPr>
+              <w:widowControl w:val="0"/>
+              <w:spacing w:line="240" w:lineRule="auto"/>
+            </w:pPr>
+            <w:r>
+              <w:t>Clean up resources</w:t>
             </w:r>
           </w:p>
         </w:tc>
@@ -1682,27 +2184,610 @@
       <w:pPr>
         <w:pStyle w:val="Heading1"/>
       </w:pPr>
-      <w:bookmarkStart w:id="8" w:name="_ozlq9gt58y9w" w:colFirst="0" w:colLast="0"/>
-      <w:bookmarkStart w:id="9" w:name="_sixy75hmpkrl" w:colFirst="0" w:colLast="0"/>
-      <w:bookmarkEnd w:id="8"/>
-      <w:bookmarkEnd w:id="9"/>
-      <w:r>
+      <w:r>
+        <w:t>State Table</w:t>
+      </w:r>
+    </w:p>
+    <w:p>
+      <w:r>
+        <w:t>Client</w:t>
+      </w:r>
+    </w:p>
+    <w:tbl>
+      <w:tblPr>
+        <w:tblStyle w:val="TableGrid"/>
+        <w:tblW w:w="0" w:type="auto"/>
+        <w:tblLook w:val="04A0" w:firstRow="1" w:lastRow="0" w:firstColumn="1" w:lastColumn="0" w:noHBand="0" w:noVBand="1"/>
+      </w:tblPr>
+      <w:tblGrid>
+        <w:gridCol w:w="3116"/>
+        <w:gridCol w:w="3117"/>
+        <w:gridCol w:w="3117"/>
+      </w:tblGrid>
+      <w:tr>
+        <w:tc>
+          <w:tcPr>
+            <w:tcW w:w="3116" w:type="dxa"/>
+          </w:tcPr>
+          <w:p>
+            <w:pPr>
+              <w:jc w:val="center"/>
+              <w:rPr>
+                <w:b/>
+                <w:bCs/>
+              </w:rPr>
+            </w:pPr>
+            <w:r>
+              <w:rPr>
+                <w:b/>
+                <w:bCs/>
+              </w:rPr>
+              <w:t>FROM STATE</w:t>
+            </w:r>
+          </w:p>
+        </w:tc>
+        <w:tc>
+          <w:tcPr>
+            <w:tcW w:w="3117" w:type="dxa"/>
+          </w:tcPr>
+          <w:p>
+            <w:pPr>
+              <w:jc w:val="center"/>
+              <w:rPr>
+                <w:b/>
+                <w:bCs/>
+              </w:rPr>
+            </w:pPr>
+            <w:r>
+              <w:rPr>
+                <w:b/>
+                <w:bCs/>
+              </w:rPr>
+              <w:t>TO STATE</w:t>
+            </w:r>
+          </w:p>
+        </w:tc>
+        <w:tc>
+          <w:tcPr>
+            <w:tcW w:w="3117" w:type="dxa"/>
+          </w:tcPr>
+          <w:p>
+            <w:pPr>
+              <w:jc w:val="center"/>
+              <w:rPr>
+                <w:b/>
+                <w:bCs/>
+              </w:rPr>
+            </w:pPr>
+            <w:r>
+              <w:rPr>
+                <w:b/>
+                <w:bCs/>
+              </w:rPr>
+              <w:t>FUNCTION</w:t>
+            </w:r>
+          </w:p>
+        </w:tc>
+      </w:tr>
+      <w:tr>
+        <w:tc>
+          <w:tcPr>
+            <w:tcW w:w="3116" w:type="dxa"/>
+          </w:tcPr>
+          <w:p>
+            <w:r>
+              <w:t>START</w:t>
+            </w:r>
+          </w:p>
+        </w:tc>
+        <w:tc>
+          <w:tcPr>
+            <w:tcW w:w="3117" w:type="dxa"/>
+          </w:tcPr>
+          <w:p>
+            <w:r>
+              <w:t>PARSE</w:t>
+            </w:r>
+            <w:r>
+              <w:t>_</w:t>
+            </w:r>
+            <w:r>
+              <w:t>ARGS</w:t>
+            </w:r>
+          </w:p>
+        </w:tc>
+        <w:tc>
+          <w:tcPr>
+            <w:tcW w:w="3117" w:type="dxa"/>
+          </w:tcPr>
+          <w:p>
+            <w:r>
+              <w:t>parseArgs</w:t>
+            </w:r>
+          </w:p>
+        </w:tc>
+      </w:tr>
+      <w:tr>
+        <w:tc>
+          <w:tcPr>
+            <w:tcW w:w="3116" w:type="dxa"/>
+          </w:tcPr>
+          <w:p>
+            <w:r>
+              <w:t>PARSE</w:t>
+            </w:r>
+            <w:r>
+              <w:t>_</w:t>
+            </w:r>
+            <w:r>
+              <w:t>ARGS</w:t>
+            </w:r>
+          </w:p>
+        </w:tc>
+        <w:tc>
+          <w:tcPr>
+            <w:tcW w:w="3117" w:type="dxa"/>
+          </w:tcPr>
+          <w:p>
+            <w:r>
+              <w:t>READING</w:t>
+            </w:r>
+            <w:r>
+              <w:t>_</w:t>
+            </w:r>
+            <w:r>
+              <w:t>FILE</w:t>
+            </w:r>
+          </w:p>
+        </w:tc>
+        <w:tc>
+          <w:tcPr>
+            <w:tcW w:w="3117" w:type="dxa"/>
+          </w:tcPr>
+          <w:p>
+            <w:r>
+              <w:t>readFile</w:t>
+            </w:r>
+          </w:p>
+        </w:tc>
+      </w:tr>
+      <w:tr>
+        <w:tc>
+          <w:tcPr>
+            <w:tcW w:w="3116" w:type="dxa"/>
+          </w:tcPr>
+          <w:p>
+            <w:r>
+              <w:t>READING</w:t>
+            </w:r>
+            <w:r>
+              <w:t>_</w:t>
+            </w:r>
+            <w:r>
+              <w:t>MSG</w:t>
+            </w:r>
+          </w:p>
+        </w:tc>
+        <w:tc>
+          <w:tcPr>
+            <w:tcW w:w="3117" w:type="dxa"/>
+          </w:tcPr>
+          <w:p>
+            <w:r>
+              <w:t>DECRYPTING</w:t>
+            </w:r>
+            <w:r>
+              <w:t>_</w:t>
+            </w:r>
+            <w:r>
+              <w:t>MSG</w:t>
+            </w:r>
+          </w:p>
+        </w:tc>
+        <w:tc>
+          <w:tcPr>
+            <w:tcW w:w="3117" w:type="dxa"/>
+          </w:tcPr>
+          <w:p>
+            <w:r>
+              <w:t>decryptMsg</w:t>
+            </w:r>
+          </w:p>
+        </w:tc>
+      </w:tr>
+      <w:tr>
+        <w:tc>
+          <w:tcPr>
+            <w:tcW w:w="3116" w:type="dxa"/>
+          </w:tcPr>
+          <w:p>
+            <w:r>
+              <w:t>DECRYPTING</w:t>
+            </w:r>
+            <w:r>
+              <w:t>_</w:t>
+            </w:r>
+            <w:r>
+              <w:t>MSG</w:t>
+            </w:r>
+          </w:p>
+        </w:tc>
+        <w:tc>
+          <w:tcPr>
+            <w:tcW w:w="3117" w:type="dxa"/>
+          </w:tcPr>
+          <w:p>
+            <w:r>
+              <w:t>PRINTING</w:t>
+            </w:r>
+            <w:r>
+              <w:t>_</w:t>
+            </w:r>
+            <w:r>
+              <w:t>MSG</w:t>
+            </w:r>
+          </w:p>
+        </w:tc>
+        <w:tc>
+          <w:tcPr>
+            <w:tcW w:w="3117" w:type="dxa"/>
+          </w:tcPr>
+          <w:p>
+            <w:r>
+              <w:t>printMsg</w:t>
+            </w:r>
+          </w:p>
+        </w:tc>
+      </w:tr>
+      <w:tr>
+        <w:tc>
+          <w:tcPr>
+            <w:tcW w:w="3116" w:type="dxa"/>
+          </w:tcPr>
+          <w:p>
+            <w:r>
+              <w:t>PRINTING</w:t>
+            </w:r>
+            <w:r>
+              <w:t>_</w:t>
+            </w:r>
+            <w:r>
+              <w:t>MSG</w:t>
+            </w:r>
+          </w:p>
+        </w:tc>
+        <w:tc>
+          <w:tcPr>
+            <w:tcW w:w="3117" w:type="dxa"/>
+          </w:tcPr>
+          <w:p>
+            <w:r>
+              <w:t>CLEANUP</w:t>
+            </w:r>
+          </w:p>
+        </w:tc>
+        <w:tc>
+          <w:tcPr>
+            <w:tcW w:w="3117" w:type="dxa"/>
+          </w:tcPr>
+          <w:p>
+            <w:r>
+              <w:t>cleanup</w:t>
+            </w:r>
+          </w:p>
+        </w:tc>
+      </w:tr>
+      <w:tr>
+        <w:tc>
+          <w:tcPr>
+            <w:tcW w:w="3116" w:type="dxa"/>
+          </w:tcPr>
+          <w:p>
+            <w:r>
+              <w:t>CLEANUP</w:t>
+            </w:r>
+          </w:p>
+        </w:tc>
+        <w:tc>
+          <w:tcPr>
+            <w:tcW w:w="3117" w:type="dxa"/>
+          </w:tcPr>
+          <w:p>
+            <w:r>
+              <w:t>EXIT</w:t>
+            </w:r>
+          </w:p>
+        </w:tc>
+        <w:tc>
+          <w:tcPr>
+            <w:tcW w:w="3117" w:type="dxa"/>
+          </w:tcPr>
+          <w:p/>
+        </w:tc>
+      </w:tr>
+    </w:tbl>
+    <w:p/>
+    <w:p/>
+    <w:p>
+      <w:r>
+        <w:t>Server</w:t>
+      </w:r>
+    </w:p>
+    <w:tbl>
+      <w:tblPr>
+        <w:tblStyle w:val="TableGrid"/>
+        <w:tblW w:w="0" w:type="auto"/>
+        <w:tblLook w:val="04A0" w:firstRow="1" w:lastRow="0" w:firstColumn="1" w:lastColumn="0" w:noHBand="0" w:noVBand="1"/>
+      </w:tblPr>
+      <w:tblGrid>
+        <w:gridCol w:w="3116"/>
+        <w:gridCol w:w="3117"/>
+        <w:gridCol w:w="3117"/>
+      </w:tblGrid>
+      <w:tr>
+        <w:tc>
+          <w:tcPr>
+            <w:tcW w:w="3116" w:type="dxa"/>
+          </w:tcPr>
+          <w:p>
+            <w:pPr>
+              <w:jc w:val="center"/>
+              <w:rPr>
+                <w:b/>
+                <w:bCs/>
+              </w:rPr>
+            </w:pPr>
+            <w:r>
+              <w:rPr>
+                <w:b/>
+                <w:bCs/>
+              </w:rPr>
+              <w:t>FROM STATE</w:t>
+            </w:r>
+          </w:p>
+        </w:tc>
+        <w:tc>
+          <w:tcPr>
+            <w:tcW w:w="3117" w:type="dxa"/>
+          </w:tcPr>
+          <w:p>
+            <w:pPr>
+              <w:jc w:val="center"/>
+              <w:rPr>
+                <w:b/>
+                <w:bCs/>
+              </w:rPr>
+            </w:pPr>
+            <w:r>
+              <w:rPr>
+                <w:b/>
+                <w:bCs/>
+              </w:rPr>
+              <w:t>TO STATE</w:t>
+            </w:r>
+          </w:p>
+        </w:tc>
+        <w:tc>
+          <w:tcPr>
+            <w:tcW w:w="3117" w:type="dxa"/>
+          </w:tcPr>
+          <w:p>
+            <w:pPr>
+              <w:jc w:val="center"/>
+              <w:rPr>
+                <w:b/>
+                <w:bCs/>
+              </w:rPr>
+            </w:pPr>
+            <w:r>
+              <w:rPr>
+                <w:b/>
+                <w:bCs/>
+              </w:rPr>
+              <w:t>FUNCTION</w:t>
+            </w:r>
+          </w:p>
+        </w:tc>
+      </w:tr>
+      <w:tr>
+        <w:tc>
+          <w:tcPr>
+            <w:tcW w:w="3116" w:type="dxa"/>
+          </w:tcPr>
+          <w:p>
+            <w:r>
+              <w:t>START</w:t>
+            </w:r>
+          </w:p>
+        </w:tc>
+        <w:tc>
+          <w:tcPr>
+            <w:tcW w:w="3117" w:type="dxa"/>
+          </w:tcPr>
+          <w:p>
+            <w:r>
+              <w:t>PARSE</w:t>
+            </w:r>
+            <w:r>
+              <w:t>_</w:t>
+            </w:r>
+            <w:r>
+              <w:t>ARGS</w:t>
+            </w:r>
+          </w:p>
+        </w:tc>
+        <w:tc>
+          <w:tcPr>
+            <w:tcW w:w="3117" w:type="dxa"/>
+          </w:tcPr>
+          <w:p>
+            <w:r>
+              <w:t>parseArgs</w:t>
+            </w:r>
+          </w:p>
+        </w:tc>
+      </w:tr>
+      <w:tr>
+        <w:tc>
+          <w:tcPr>
+            <w:tcW w:w="3116" w:type="dxa"/>
+          </w:tcPr>
+          <w:p>
+            <w:r>
+              <w:t>PARSE</w:t>
+            </w:r>
+            <w:r>
+              <w:t>_</w:t>
+            </w:r>
+            <w:r>
+              <w:t>ARGS</w:t>
+            </w:r>
+          </w:p>
+        </w:tc>
+        <w:tc>
+          <w:tcPr>
+            <w:tcW w:w="3117" w:type="dxa"/>
+          </w:tcPr>
+          <w:p>
+            <w:r>
+              <w:t>WAITING</w:t>
+            </w:r>
+          </w:p>
+        </w:tc>
+        <w:tc>
+          <w:tcPr>
+            <w:tcW w:w="3117" w:type="dxa"/>
+          </w:tcPr>
+          <w:p>
+            <w:r>
+              <w:t>waitForWork</w:t>
+            </w:r>
+          </w:p>
+        </w:tc>
+      </w:tr>
+      <w:tr>
+        <w:tc>
+          <w:tcPr>
+            <w:tcW w:w="3116" w:type="dxa"/>
+          </w:tcPr>
+          <w:p>
+            <w:r>
+              <w:t>WAITING</w:t>
+            </w:r>
+          </w:p>
+        </w:tc>
+        <w:tc>
+          <w:tcPr>
+            <w:tcW w:w="3117" w:type="dxa"/>
+          </w:tcPr>
+          <w:p>
+            <w:r>
+              <w:t>DECRYPTING_MSG</w:t>
+            </w:r>
+          </w:p>
+        </w:tc>
+        <w:tc>
+          <w:tcPr>
+            <w:tcW w:w="3117" w:type="dxa"/>
+          </w:tcPr>
+          <w:p>
+            <w:r>
+              <w:t>decryptMsg</w:t>
+            </w:r>
+          </w:p>
+        </w:tc>
+      </w:tr>
+      <w:tr>
+        <w:tc>
+          <w:tcPr>
+            <w:tcW w:w="3116" w:type="dxa"/>
+          </w:tcPr>
+          <w:p>
+            <w:r>
+              <w:t>DECRYPTING_MSG</w:t>
+            </w:r>
+          </w:p>
+        </w:tc>
+        <w:tc>
+          <w:tcPr>
+            <w:tcW w:w="3117" w:type="dxa"/>
+          </w:tcPr>
+          <w:p>
+            <w:r>
+              <w:t>CLEANUP</w:t>
+            </w:r>
+          </w:p>
+        </w:tc>
+        <w:tc>
+          <w:tcPr>
+            <w:tcW w:w="3117" w:type="dxa"/>
+          </w:tcPr>
+          <w:p>
+            <w:r>
+              <w:t>c</w:t>
+            </w:r>
+            <w:r>
+              <w:t>leanup</w:t>
+            </w:r>
+          </w:p>
+        </w:tc>
+      </w:tr>
+      <w:tr>
+        <w:tc>
+          <w:tcPr>
+            <w:tcW w:w="3116" w:type="dxa"/>
+          </w:tcPr>
+          <w:p>
+            <w:r>
+              <w:t>CLEANUP</w:t>
+            </w:r>
+          </w:p>
+        </w:tc>
+        <w:tc>
+          <w:tcPr>
+            <w:tcW w:w="3117" w:type="dxa"/>
+          </w:tcPr>
+          <w:p>
+            <w:r>
+              <w:t>EXIT</w:t>
+            </w:r>
+          </w:p>
+        </w:tc>
+        <w:tc>
+          <w:tcPr>
+            <w:tcW w:w="3117" w:type="dxa"/>
+          </w:tcPr>
+          <w:p/>
+        </w:tc>
+      </w:tr>
+    </w:tbl>
+    <w:p/>
+    <w:p>
+      <w:r>
+        <w:br w:type="page"/>
+      </w:r>
+    </w:p>
+    <w:p>
+      <w:pPr>
+        <w:pStyle w:val="Heading1"/>
+      </w:pPr>
+      <w:r>
+        <w:lastRenderedPageBreak/>
         <w:t>State Transition Diagram</w:t>
       </w:r>
     </w:p>
     <w:p>
       <w:r>
-        <w:t>Client then Server</w:t>
-      </w:r>
-    </w:p>
-    <w:p>
-      <w:r>
-        <w:lastRenderedPageBreak/>
+        <w:t>Client</w:t>
+      </w:r>
+    </w:p>
+    <w:p>
+      <w:r>
         <w:drawing>
-          <wp:inline distT="0" distB="0" distL="0" distR="0" wp14:anchorId="51202F8E" wp14:editId="0E863E15">
-            <wp:extent cx="3101975" cy="8229600"/>
-            <wp:effectExtent l="0" t="0" r="3175" b="0"/>
-            <wp:docPr id="1096965073" name="Picture 1" descr="A diagram of a diagram&#10;&#10;AI-generated content may be incorrect."/>
+          <wp:inline distT="0" distB="0" distL="0" distR="0" wp14:anchorId="1BAFB25D" wp14:editId="6D465057">
+            <wp:extent cx="3771900" cy="3803974"/>
+            <wp:effectExtent l="0" t="0" r="0" b="6350"/>
+            <wp:docPr id="404783457" name="Picture 1" descr="A diagram of a process&#10;&#10;AI-generated content may be incorrect."/>
             <wp:cNvGraphicFramePr>
               <a:graphicFrameLocks xmlns:a="http://schemas.openxmlformats.org/drawingml/2006/main" noChangeAspect="1"/>
             </wp:cNvGraphicFramePr>
@@ -1710,7 +2795,7 @@
               <a:graphicData uri="http://schemas.openxmlformats.org/drawingml/2006/picture">
                 <pic:pic xmlns:pic="http://schemas.openxmlformats.org/drawingml/2006/picture">
                   <pic:nvPicPr>
-                    <pic:cNvPr id="1096965073" name="Picture 1" descr="A diagram of a diagram&#10;&#10;AI-generated content may be incorrect."/>
+                    <pic:cNvPr id="404783457" name="Picture 1" descr="A diagram of a process&#10;&#10;AI-generated content may be incorrect."/>
                     <pic:cNvPicPr/>
                   </pic:nvPicPr>
                   <pic:blipFill>
@@ -1722,7 +2807,7 @@
                   <pic:spPr>
                     <a:xfrm>
                       <a:off x="0" y="0"/>
-                      <a:ext cx="3101975" cy="8229600"/>
+                      <a:ext cx="3776173" cy="3808283"/>
                     </a:xfrm>
                     <a:prstGeom prst="rect">
                       <a:avLst/>
@@ -1734,13 +2819,20 @@
           </wp:inline>
         </w:drawing>
       </w:r>
-      <w:r>
-        <w:lastRenderedPageBreak/>
+    </w:p>
+    <w:p/>
+    <w:p>
+      <w:r>
+        <w:t>Server</w:t>
+      </w:r>
+    </w:p>
+    <w:p>
+      <w:r>
         <w:drawing>
-          <wp:inline distT="0" distB="0" distL="0" distR="0" wp14:anchorId="68D2948A" wp14:editId="23B36239">
-            <wp:extent cx="3553460" cy="8229600"/>
-            <wp:effectExtent l="0" t="0" r="8890" b="0"/>
-            <wp:docPr id="430176268" name="Picture 1" descr="A diagram of a diagram&#10;&#10;AI-generated content may be incorrect."/>
+          <wp:inline distT="0" distB="0" distL="0" distR="0" wp14:anchorId="5266376B" wp14:editId="567CF78F">
+            <wp:extent cx="2762250" cy="2810122"/>
+            <wp:effectExtent l="0" t="0" r="0" b="9525"/>
+            <wp:docPr id="1996256185" name="Picture 1" descr="A diagram of a process&#10;&#10;AI-generated content may be incorrect."/>
             <wp:cNvGraphicFramePr>
               <a:graphicFrameLocks xmlns:a="http://schemas.openxmlformats.org/drawingml/2006/main" noChangeAspect="1"/>
             </wp:cNvGraphicFramePr>
@@ -1748,7 +2840,7 @@
               <a:graphicData uri="http://schemas.openxmlformats.org/drawingml/2006/picture">
                 <pic:pic xmlns:pic="http://schemas.openxmlformats.org/drawingml/2006/picture">
                   <pic:nvPicPr>
-                    <pic:cNvPr id="430176268" name="Picture 1" descr="A diagram of a diagram&#10;&#10;AI-generated content may be incorrect."/>
+                    <pic:cNvPr id="1996256185" name="Picture 1" descr="A diagram of a process&#10;&#10;AI-generated content may be incorrect."/>
                     <pic:cNvPicPr/>
                   </pic:nvPicPr>
                   <pic:blipFill>
@@ -1760,7 +2852,7 @@
                   <pic:spPr>
                     <a:xfrm>
                       <a:off x="0" y="0"/>
-                      <a:ext cx="3553460" cy="8229600"/>
+                      <a:ext cx="2765123" cy="2813045"/>
                     </a:xfrm>
                     <a:prstGeom prst="rect">
                       <a:avLst/>
@@ -1777,8 +2869,8 @@
       <w:pPr>
         <w:pStyle w:val="Heading1"/>
       </w:pPr>
-      <w:bookmarkStart w:id="10" w:name="_3aozcxyvj5r1" w:colFirst="0" w:colLast="0"/>
-      <w:bookmarkEnd w:id="10"/>
+      <w:bookmarkStart w:id="8" w:name="_3aozcxyvj5r1" w:colFirst="0" w:colLast="0"/>
+      <w:bookmarkEnd w:id="8"/>
       <w:r>
         <w:lastRenderedPageBreak/>
         <w:t>Pseudocode</w:t>
@@ -1789,26 +2881,30 @@
         <w:pStyle w:val="Heading2"/>
         <w:spacing w:line="240" w:lineRule="auto"/>
       </w:pPr>
-      <w:bookmarkStart w:id="11" w:name="_ysj48oonrabz" w:colFirst="0" w:colLast="0"/>
-      <w:bookmarkEnd w:id="11"/>
-      <w:proofErr w:type="spellStart"/>
+      <w:bookmarkStart w:id="9" w:name="_ysj48oonrabz" w:colFirst="0" w:colLast="0"/>
+      <w:bookmarkEnd w:id="9"/>
       <w:r>
         <w:t>parse</w:t>
       </w:r>
       <w:r>
         <w:t>Args</w:t>
       </w:r>
-      <w:proofErr w:type="spellEnd"/>
-      <w:r>
-        <w:t xml:space="preserve"> (client)</w:t>
+      <w:r>
+        <w:t xml:space="preserve"> </w:t>
+      </w:r>
+      <w:r>
+        <w:t>//</w:t>
+      </w:r>
+      <w:r>
+        <w:t>client</w:t>
       </w:r>
     </w:p>
     <w:p>
       <w:pPr>
         <w:pStyle w:val="Heading3"/>
       </w:pPr>
-      <w:bookmarkStart w:id="12" w:name="_3nt5syt5w301" w:colFirst="0" w:colLast="0"/>
-      <w:bookmarkEnd w:id="12"/>
+      <w:bookmarkStart w:id="10" w:name="_3nt5syt5w301" w:colFirst="0" w:colLast="0"/>
+      <w:bookmarkEnd w:id="10"/>
       <w:r>
         <w:t>Parameters</w:t>
       </w:r>
@@ -1939,14 +3035,12 @@
                 <w:lang w:val="en-US"/>
               </w:rPr>
             </w:pPr>
-            <w:proofErr w:type="spellStart"/>
             <w:r>
               <w:rPr>
                 <w:lang w:val="en-US"/>
               </w:rPr>
               <w:t>args</w:t>
             </w:r>
-            <w:proofErr w:type="spellEnd"/>
           </w:p>
           <w:p>
             <w:pPr>
@@ -2003,8 +3097,8 @@
       <w:pPr>
         <w:pStyle w:val="Heading3"/>
       </w:pPr>
-      <w:bookmarkStart w:id="13" w:name="_z5irfvv24ezx" w:colFirst="0" w:colLast="0"/>
-      <w:bookmarkEnd w:id="13"/>
+      <w:bookmarkStart w:id="11" w:name="_z5irfvv24ezx" w:colFirst="0" w:colLast="0"/>
+      <w:bookmarkEnd w:id="11"/>
       <w:r>
         <w:t>Return</w:t>
       </w:r>
@@ -2013,8 +3107,8 @@
       <w:pPr>
         <w:pStyle w:val="Heading3"/>
       </w:pPr>
-      <w:bookmarkStart w:id="14" w:name="_8pizq1lhwc04" w:colFirst="0" w:colLast="0"/>
-      <w:bookmarkEnd w:id="14"/>
+      <w:bookmarkStart w:id="12" w:name="_8pizq1lhwc04" w:colFirst="0" w:colLast="0"/>
+      <w:bookmarkEnd w:id="12"/>
       <w:r>
         <w:t>Pseudo Code</w:t>
       </w:r>
@@ -2029,21 +3123,13 @@
         <w:rPr>
           <w:rFonts w:ascii="Courier New" w:eastAsia="Courier New" w:hAnsi="Courier New" w:cs="Courier New"/>
         </w:rPr>
-        <w:t xml:space="preserve">If there are not exactly 3 </w:t>
-      </w:r>
-      <w:proofErr w:type="gramStart"/>
-      <w:r>
-        <w:rPr>
-          <w:rFonts w:ascii="Courier New" w:eastAsia="Courier New" w:hAnsi="Courier New" w:cs="Courier New"/>
-        </w:rPr>
-        <w:t>arguments</w:t>
-      </w:r>
-      <w:proofErr w:type="gramEnd"/>
-      <w:r>
-        <w:rPr>
-          <w:rFonts w:ascii="Courier New" w:eastAsia="Courier New" w:hAnsi="Courier New" w:cs="Courier New"/>
-        </w:rPr>
-        <w:t xml:space="preserve"> then exit early</w:t>
+        <w:t xml:space="preserve">If there are not exactly 3 arguments then exit </w:t>
+      </w:r>
+      <w:r>
+        <w:rPr>
+          <w:rFonts w:ascii="Courier New" w:eastAsia="Courier New" w:hAnsi="Courier New" w:cs="Courier New"/>
+        </w:rPr>
+        <w:t>to error</w:t>
       </w:r>
     </w:p>
     <w:p>
@@ -2069,16 +3155,8 @@
         <w:rPr>
           <w:rFonts w:ascii="Courier New" w:eastAsia="Courier New" w:hAnsi="Courier New" w:cs="Courier New"/>
         </w:rPr>
-        <w:t xml:space="preserve">Set argument 1 as </w:t>
-      </w:r>
-      <w:proofErr w:type="spellStart"/>
-      <w:r>
-        <w:rPr>
-          <w:rFonts w:ascii="Courier New" w:eastAsia="Courier New" w:hAnsi="Courier New" w:cs="Courier New"/>
-        </w:rPr>
-        <w:t>ip</w:t>
-      </w:r>
-      <w:proofErr w:type="spellEnd"/>
+        <w:t>Set argument 1 as ip</w:t>
+      </w:r>
     </w:p>
     <w:p>
       <w:pPr>
@@ -2091,6 +3169,19 @@
           <w:rFonts w:ascii="Courier New" w:eastAsia="Courier New" w:hAnsi="Courier New" w:cs="Courier New"/>
         </w:rPr>
         <w:t>Set argument 2 as port</w:t>
+      </w:r>
+    </w:p>
+    <w:p>
+      <w:pPr>
+        <w:rPr>
+          <w:rFonts w:ascii="Courier New" w:eastAsia="Courier New" w:hAnsi="Courier New" w:cs="Courier New"/>
+        </w:rPr>
+      </w:pPr>
+      <w:r>
+        <w:rPr>
+          <w:rFonts w:ascii="Courier New" w:eastAsia="Courier New" w:hAnsi="Courier New" w:cs="Courier New"/>
+        </w:rPr>
+        <w:t>Set argument 3 as keyword</w:t>
       </w:r>
     </w:p>
     <w:p>
@@ -2105,20 +3196,18 @@
         <w:pStyle w:val="Heading2"/>
         <w:spacing w:line="240" w:lineRule="auto"/>
       </w:pPr>
-      <w:bookmarkStart w:id="15" w:name="_z00d7cfr90e5" w:colFirst="0" w:colLast="0"/>
-      <w:bookmarkEnd w:id="15"/>
-      <w:proofErr w:type="spellStart"/>
+      <w:bookmarkStart w:id="13" w:name="_z00d7cfr90e5" w:colFirst="0" w:colLast="0"/>
+      <w:bookmarkEnd w:id="13"/>
       <w:r>
         <w:t>readFile</w:t>
       </w:r>
-      <w:proofErr w:type="spellEnd"/>
     </w:p>
     <w:p>
       <w:pPr>
         <w:pStyle w:val="Heading3"/>
       </w:pPr>
-      <w:bookmarkStart w:id="16" w:name="_dsnrrhxd724s" w:colFirst="0" w:colLast="0"/>
-      <w:bookmarkEnd w:id="16"/>
+      <w:bookmarkStart w:id="14" w:name="_dsnrrhxd724s" w:colFirst="0" w:colLast="0"/>
+      <w:bookmarkEnd w:id="14"/>
       <w:r>
         <w:t>Parameters</w:t>
       </w:r>
@@ -2299,8 +3388,8 @@
       <w:pPr>
         <w:pStyle w:val="Heading3"/>
       </w:pPr>
-      <w:bookmarkStart w:id="17" w:name="_r79q6alcyq2r" w:colFirst="0" w:colLast="0"/>
-      <w:bookmarkEnd w:id="17"/>
+      <w:bookmarkStart w:id="15" w:name="_r79q6alcyq2r" w:colFirst="0" w:colLast="0"/>
+      <w:bookmarkEnd w:id="15"/>
       <w:r>
         <w:t>Return</w:t>
       </w:r>
@@ -2314,8 +3403,8 @@
       <w:pPr>
         <w:pStyle w:val="Heading3"/>
       </w:pPr>
-      <w:bookmarkStart w:id="18" w:name="_np6c4p3bq9m7" w:colFirst="0" w:colLast="0"/>
-      <w:bookmarkEnd w:id="18"/>
+      <w:bookmarkStart w:id="16" w:name="_np6c4p3bq9m7" w:colFirst="0" w:colLast="0"/>
+      <w:bookmarkEnd w:id="16"/>
       <w:r>
         <w:t>Pseudo Code</w:t>
       </w:r>
@@ -2343,7 +3432,54 @@
         <w:rPr>
           <w:rFonts w:ascii="Courier New" w:eastAsia="Courier New" w:hAnsi="Courier New" w:cs="Courier New"/>
         </w:rPr>
-        <w:t>Open the file and read its contents</w:t>
+        <w:t>Open the file</w:t>
+      </w:r>
+    </w:p>
+    <w:p>
+      <w:pPr>
+        <w:rPr>
+          <w:rFonts w:ascii="Courier New" w:eastAsia="Courier New" w:hAnsi="Courier New" w:cs="Courier New"/>
+        </w:rPr>
+      </w:pPr>
+      <w:r>
+        <w:rPr>
+          <w:rFonts w:ascii="Courier New" w:eastAsia="Courier New" w:hAnsi="Courier New" w:cs="Courier New"/>
+        </w:rPr>
+        <w:tab/>
+        <w:t>For each line</w:t>
+      </w:r>
+    </w:p>
+    <w:p>
+      <w:pPr>
+        <w:rPr>
+          <w:rFonts w:ascii="Courier New" w:eastAsia="Courier New" w:hAnsi="Courier New" w:cs="Courier New"/>
+        </w:rPr>
+      </w:pPr>
+      <w:r>
+        <w:rPr>
+          <w:rFonts w:ascii="Courier New" w:eastAsia="Courier New" w:hAnsi="Courier New" w:cs="Courier New"/>
+        </w:rPr>
+        <w:tab/>
+      </w:r>
+      <w:r>
+        <w:rPr>
+          <w:rFonts w:ascii="Courier New" w:eastAsia="Courier New" w:hAnsi="Courier New" w:cs="Courier New"/>
+        </w:rPr>
+        <w:tab/>
+        <w:t>Add to a string</w:t>
+      </w:r>
+    </w:p>
+    <w:p>
+      <w:pPr>
+        <w:rPr>
+          <w:rFonts w:ascii="Courier New" w:eastAsia="Courier New" w:hAnsi="Courier New" w:cs="Courier New"/>
+        </w:rPr>
+      </w:pPr>
+      <w:r>
+        <w:rPr>
+          <w:rFonts w:ascii="Courier New" w:eastAsia="Courier New" w:hAnsi="Courier New" w:cs="Courier New"/>
+        </w:rPr>
+        <w:t>Return newly formed string</w:t>
       </w:r>
     </w:p>
     <w:p>
@@ -2355,9 +3491,8 @@
           <w:lang w:val="en-US"/>
         </w:rPr>
       </w:pPr>
-      <w:bookmarkStart w:id="19" w:name="_lt3tuwjfpltw" w:colFirst="0" w:colLast="0"/>
-      <w:bookmarkEnd w:id="19"/>
-      <w:proofErr w:type="spellStart"/>
+      <w:bookmarkStart w:id="17" w:name="_lt3tuwjfpltw" w:colFirst="0" w:colLast="0"/>
+      <w:bookmarkEnd w:id="17"/>
       <w:r>
         <w:rPr>
           <w:sz w:val="32"/>
@@ -2365,9 +3500,24 @@
           <w:lang w:val="en-US"/>
         </w:rPr>
         <w:lastRenderedPageBreak/>
-        <w:t>encryptMsg</w:t>
-      </w:r>
-      <w:proofErr w:type="spellEnd"/>
+        <w:t>decrypt</w:t>
+      </w:r>
+      <w:r>
+        <w:rPr>
+          <w:sz w:val="32"/>
+          <w:szCs w:val="32"/>
+          <w:lang w:val="en-US"/>
+        </w:rPr>
+        <w:t>Msg</w:t>
+      </w:r>
+      <w:r>
+        <w:rPr>
+          <w:sz w:val="32"/>
+          <w:szCs w:val="32"/>
+          <w:lang w:val="en-US"/>
+        </w:rPr>
+        <w:t xml:space="preserve"> // Client</w:t>
+      </w:r>
     </w:p>
     <w:p>
       <w:pPr>
@@ -2565,11 +3715,9 @@
               <w:widowControl w:val="0"/>
               <w:spacing w:line="240" w:lineRule="auto"/>
             </w:pPr>
-            <w:proofErr w:type="spellStart"/>
             <w:r>
               <w:t>ip</w:t>
             </w:r>
-            <w:proofErr w:type="spellEnd"/>
           </w:p>
         </w:tc>
         <w:tc>
@@ -2680,28 +3828,392 @@
           </w:p>
         </w:tc>
       </w:tr>
+      <w:tr>
+        <w:tc>
+          <w:tcPr>
+            <w:tcW w:w="1725" w:type="dxa"/>
+            <w:shd w:val="clear" w:color="auto" w:fill="auto"/>
+            <w:tcMar>
+              <w:top w:w="100" w:type="dxa"/>
+              <w:left w:w="100" w:type="dxa"/>
+              <w:bottom w:w="100" w:type="dxa"/>
+              <w:right w:w="100" w:type="dxa"/>
+            </w:tcMar>
+          </w:tcPr>
+          <w:p>
+            <w:pPr>
+              <w:widowControl w:val="0"/>
+              <w:spacing w:line="240" w:lineRule="auto"/>
+            </w:pPr>
+            <w:r>
+              <w:t>Keyword</w:t>
+            </w:r>
+          </w:p>
+        </w:tc>
+        <w:tc>
+          <w:tcPr>
+            <w:tcW w:w="1185" w:type="dxa"/>
+            <w:shd w:val="clear" w:color="auto" w:fill="auto"/>
+            <w:tcMar>
+              <w:top w:w="100" w:type="dxa"/>
+              <w:left w:w="100" w:type="dxa"/>
+              <w:bottom w:w="100" w:type="dxa"/>
+              <w:right w:w="100" w:type="dxa"/>
+            </w:tcMar>
+          </w:tcPr>
+          <w:p>
+            <w:pPr>
+              <w:widowControl w:val="0"/>
+              <w:spacing w:line="240" w:lineRule="auto"/>
+            </w:pPr>
+            <w:r>
+              <w:t>String</w:t>
+            </w:r>
+          </w:p>
+        </w:tc>
+        <w:tc>
+          <w:tcPr>
+            <w:tcW w:w="6465" w:type="dxa"/>
+            <w:shd w:val="clear" w:color="auto" w:fill="auto"/>
+            <w:tcMar>
+              <w:top w:w="100" w:type="dxa"/>
+              <w:left w:w="100" w:type="dxa"/>
+              <w:bottom w:w="100" w:type="dxa"/>
+              <w:right w:w="100" w:type="dxa"/>
+            </w:tcMar>
+          </w:tcPr>
+          <w:p>
+            <w:pPr>
+              <w:widowControl w:val="0"/>
+              <w:spacing w:line="240" w:lineRule="auto"/>
+            </w:pPr>
+            <w:r>
+              <w:t>Keyword for cipher</w:t>
+            </w:r>
+          </w:p>
+        </w:tc>
+      </w:tr>
     </w:tbl>
     <w:p>
       <w:pPr>
         <w:pStyle w:val="Heading3"/>
       </w:pPr>
-      <w:bookmarkStart w:id="20" w:name="_nf9cqxmmhwpn" w:colFirst="0" w:colLast="0"/>
+      <w:bookmarkStart w:id="18" w:name="_nf9cqxmmhwpn" w:colFirst="0" w:colLast="0"/>
+      <w:bookmarkEnd w:id="18"/>
+      <w:r>
+        <w:t>Return</w:t>
+      </w:r>
+    </w:p>
+    <w:p>
+      <w:r>
+        <w:t>Encrypted message from server</w:t>
+      </w:r>
+    </w:p>
+    <w:p>
+      <w:pPr>
+        <w:pStyle w:val="Heading3"/>
+      </w:pPr>
+      <w:bookmarkStart w:id="19" w:name="_bd14opr7n4jl" w:colFirst="0" w:colLast="0"/>
+      <w:bookmarkEnd w:id="19"/>
+      <w:r>
+        <w:t>Pseudo Code</w:t>
+      </w:r>
+    </w:p>
+    <w:p>
+      <w:pPr>
+        <w:rPr>
+          <w:rFonts w:ascii="Courier New" w:eastAsia="Courier New" w:hAnsi="Courier New" w:cs="Courier New"/>
+        </w:rPr>
+      </w:pPr>
+      <w:bookmarkStart w:id="20" w:name="_y8ttauc9ywql" w:colFirst="0" w:colLast="0"/>
       <w:bookmarkEnd w:id="20"/>
       <w:r>
+        <w:rPr>
+          <w:rFonts w:ascii="Courier New" w:eastAsia="Courier New" w:hAnsi="Courier New" w:cs="Courier New"/>
+        </w:rPr>
+        <w:t xml:space="preserve">Make </w:t>
+      </w:r>
+      <w:r>
+        <w:rPr>
+          <w:rFonts w:ascii="Courier New" w:eastAsia="Courier New" w:hAnsi="Courier New" w:cs="Courier New"/>
+        </w:rPr>
+        <w:t>network socket</w:t>
+      </w:r>
+      <w:r>
+        <w:rPr>
+          <w:rFonts w:ascii="Courier New" w:eastAsia="Courier New" w:hAnsi="Courier New" w:cs="Courier New"/>
+        </w:rPr>
+        <w:t xml:space="preserve"> with given IP address and port number.</w:t>
+      </w:r>
+    </w:p>
+    <w:p>
+      <w:pPr>
+        <w:rPr>
+          <w:rFonts w:ascii="Courier New" w:eastAsia="Courier New" w:hAnsi="Courier New" w:cs="Courier New"/>
+        </w:rPr>
+      </w:pPr>
+      <w:r>
+        <w:rPr>
+          <w:rFonts w:ascii="Courier New" w:eastAsia="Courier New" w:hAnsi="Courier New" w:cs="Courier New"/>
+        </w:rPr>
+        <w:t>Connect to server with network socket.</w:t>
+      </w:r>
+    </w:p>
+    <w:p>
+      <w:pPr>
+        <w:rPr>
+          <w:rFonts w:ascii="Courier New" w:eastAsia="Courier New" w:hAnsi="Courier New" w:cs="Courier New"/>
+        </w:rPr>
+      </w:pPr>
+      <w:r>
+        <w:rPr>
+          <w:rFonts w:ascii="Courier New" w:eastAsia="Courier New" w:hAnsi="Courier New" w:cs="Courier New"/>
+        </w:rPr>
+        <w:t>Send message to server.</w:t>
+      </w:r>
+    </w:p>
+    <w:p>
+      <w:pPr>
+        <w:rPr>
+          <w:rFonts w:ascii="Courier New" w:eastAsia="Courier New" w:hAnsi="Courier New" w:cs="Courier New"/>
+        </w:rPr>
+      </w:pPr>
+      <w:r>
+        <w:rPr>
+          <w:rFonts w:ascii="Courier New" w:eastAsia="Courier New" w:hAnsi="Courier New" w:cs="Courier New"/>
+        </w:rPr>
+        <w:t>Wait for encrypted message back from server.</w:t>
+      </w:r>
+    </w:p>
+    <w:p>
+      <w:pPr>
+        <w:rPr>
+          <w:rFonts w:ascii="Courier New" w:eastAsia="Courier New" w:hAnsi="Courier New" w:cs="Courier New"/>
+        </w:rPr>
+      </w:pPr>
+      <w:r>
+        <w:rPr>
+          <w:rFonts w:ascii="Courier New" w:eastAsia="Courier New" w:hAnsi="Courier New" w:cs="Courier New"/>
+        </w:rPr>
+        <w:t>Return received message.</w:t>
+      </w:r>
+    </w:p>
+    <w:p>
+      <w:pPr>
+        <w:rPr>
+          <w:rFonts w:ascii="Courier New" w:eastAsia="Courier New" w:hAnsi="Courier New" w:cs="Courier New"/>
+        </w:rPr>
+      </w:pPr>
+    </w:p>
+    <w:p>
+      <w:pPr>
+        <w:pStyle w:val="Heading3"/>
+        <w:rPr>
+          <w:sz w:val="32"/>
+          <w:szCs w:val="32"/>
+          <w:lang w:val="en-US"/>
+        </w:rPr>
+      </w:pPr>
+      <w:r>
+        <w:rPr>
+          <w:sz w:val="32"/>
+          <w:szCs w:val="32"/>
+          <w:lang w:val="en-US"/>
+        </w:rPr>
+        <w:t>printMsg</w:t>
+      </w:r>
+    </w:p>
+    <w:p>
+      <w:pPr>
+        <w:pStyle w:val="Heading3"/>
+      </w:pPr>
+      <w:r>
+        <w:t>Parameters</w:t>
+      </w:r>
+    </w:p>
+    <w:tbl>
+      <w:tblPr>
+        <w:tblW w:w="9375" w:type="dxa"/>
+        <w:tblBorders>
+          <w:top w:val="single" w:sz="8" w:space="0" w:color="000000"/>
+          <w:left w:val="single" w:sz="8" w:space="0" w:color="000000"/>
+          <w:bottom w:val="single" w:sz="8" w:space="0" w:color="000000"/>
+          <w:right w:val="single" w:sz="8" w:space="0" w:color="000000"/>
+          <w:insideH w:val="single" w:sz="8" w:space="0" w:color="000000"/>
+          <w:insideV w:val="single" w:sz="8" w:space="0" w:color="000000"/>
+        </w:tblBorders>
+        <w:tblLayout w:type="fixed"/>
+        <w:tblLook w:val="0600" w:firstRow="0" w:lastRow="0" w:firstColumn="0" w:lastColumn="0" w:noHBand="1" w:noVBand="1"/>
+      </w:tblPr>
+      <w:tblGrid>
+        <w:gridCol w:w="1725"/>
+        <w:gridCol w:w="1185"/>
+        <w:gridCol w:w="6465"/>
+      </w:tblGrid>
+      <w:tr>
+        <w:tc>
+          <w:tcPr>
+            <w:tcW w:w="1725" w:type="dxa"/>
+            <w:shd w:val="clear" w:color="auto" w:fill="auto"/>
+            <w:tcMar>
+              <w:top w:w="100" w:type="dxa"/>
+              <w:left w:w="100" w:type="dxa"/>
+              <w:bottom w:w="100" w:type="dxa"/>
+              <w:right w:w="100" w:type="dxa"/>
+            </w:tcMar>
+          </w:tcPr>
+          <w:p>
+            <w:pPr>
+              <w:widowControl w:val="0"/>
+              <w:spacing w:line="240" w:lineRule="auto"/>
+              <w:jc w:val="center"/>
+              <w:rPr>
+                <w:b/>
+              </w:rPr>
+            </w:pPr>
+            <w:r>
+              <w:rPr>
+                <w:b/>
+              </w:rPr>
+              <w:t>Parameter</w:t>
+            </w:r>
+          </w:p>
+        </w:tc>
+        <w:tc>
+          <w:tcPr>
+            <w:tcW w:w="1185" w:type="dxa"/>
+            <w:shd w:val="clear" w:color="auto" w:fill="auto"/>
+            <w:tcMar>
+              <w:top w:w="100" w:type="dxa"/>
+              <w:left w:w="100" w:type="dxa"/>
+              <w:bottom w:w="100" w:type="dxa"/>
+              <w:right w:w="100" w:type="dxa"/>
+            </w:tcMar>
+          </w:tcPr>
+          <w:p>
+            <w:pPr>
+              <w:widowControl w:val="0"/>
+              <w:spacing w:line="240" w:lineRule="auto"/>
+              <w:jc w:val="center"/>
+              <w:rPr>
+                <w:b/>
+              </w:rPr>
+            </w:pPr>
+            <w:r>
+              <w:rPr>
+                <w:b/>
+              </w:rPr>
+              <w:t>Type</w:t>
+            </w:r>
+          </w:p>
+        </w:tc>
+        <w:tc>
+          <w:tcPr>
+            <w:tcW w:w="6465" w:type="dxa"/>
+            <w:shd w:val="clear" w:color="auto" w:fill="auto"/>
+            <w:tcMar>
+              <w:top w:w="100" w:type="dxa"/>
+              <w:left w:w="100" w:type="dxa"/>
+              <w:bottom w:w="100" w:type="dxa"/>
+              <w:right w:w="100" w:type="dxa"/>
+            </w:tcMar>
+          </w:tcPr>
+          <w:p>
+            <w:pPr>
+              <w:widowControl w:val="0"/>
+              <w:spacing w:line="240" w:lineRule="auto"/>
+              <w:jc w:val="center"/>
+              <w:rPr>
+                <w:b/>
+              </w:rPr>
+            </w:pPr>
+            <w:r>
+              <w:rPr>
+                <w:b/>
+              </w:rPr>
+              <w:t>Description</w:t>
+            </w:r>
+          </w:p>
+        </w:tc>
+      </w:tr>
+      <w:tr>
+        <w:tc>
+          <w:tcPr>
+            <w:tcW w:w="1725" w:type="dxa"/>
+            <w:shd w:val="clear" w:color="auto" w:fill="auto"/>
+            <w:tcMar>
+              <w:top w:w="100" w:type="dxa"/>
+              <w:left w:w="100" w:type="dxa"/>
+              <w:bottom w:w="100" w:type="dxa"/>
+              <w:right w:w="100" w:type="dxa"/>
+            </w:tcMar>
+          </w:tcPr>
+          <w:p>
+            <w:pPr>
+              <w:widowControl w:val="0"/>
+              <w:spacing w:line="240" w:lineRule="auto"/>
+            </w:pPr>
+            <w:r>
+              <w:t>msg</w:t>
+            </w:r>
+          </w:p>
+        </w:tc>
+        <w:tc>
+          <w:tcPr>
+            <w:tcW w:w="1185" w:type="dxa"/>
+            <w:shd w:val="clear" w:color="auto" w:fill="auto"/>
+            <w:tcMar>
+              <w:top w:w="100" w:type="dxa"/>
+              <w:left w:w="100" w:type="dxa"/>
+              <w:bottom w:w="100" w:type="dxa"/>
+              <w:right w:w="100" w:type="dxa"/>
+            </w:tcMar>
+          </w:tcPr>
+          <w:p>
+            <w:pPr>
+              <w:widowControl w:val="0"/>
+              <w:spacing w:line="240" w:lineRule="auto"/>
+            </w:pPr>
+            <w:r>
+              <w:t>String</w:t>
+            </w:r>
+          </w:p>
+        </w:tc>
+        <w:tc>
+          <w:tcPr>
+            <w:tcW w:w="6465" w:type="dxa"/>
+            <w:shd w:val="clear" w:color="auto" w:fill="auto"/>
+            <w:tcMar>
+              <w:top w:w="100" w:type="dxa"/>
+              <w:left w:w="100" w:type="dxa"/>
+              <w:bottom w:w="100" w:type="dxa"/>
+              <w:right w:w="100" w:type="dxa"/>
+            </w:tcMar>
+          </w:tcPr>
+          <w:p>
+            <w:pPr>
+              <w:widowControl w:val="0"/>
+              <w:spacing w:line="240" w:lineRule="auto"/>
+            </w:pPr>
+            <w:r>
+              <w:t>Message to send</w:t>
+            </w:r>
+          </w:p>
+        </w:tc>
+      </w:tr>
+    </w:tbl>
+    <w:p>
+      <w:pPr>
+        <w:pStyle w:val="Heading3"/>
+      </w:pPr>
+      <w:r>
         <w:t>Return</w:t>
       </w:r>
     </w:p>
     <w:p>
-      <w:r>
-        <w:t>Encrypted message from server</w:t>
-      </w:r>
-    </w:p>
-    <w:p>
       <w:pPr>
         <w:pStyle w:val="Heading3"/>
       </w:pPr>
-      <w:bookmarkStart w:id="21" w:name="_bd14opr7n4jl" w:colFirst="0" w:colLast="0"/>
-      <w:bookmarkEnd w:id="21"/>
       <w:r>
         <w:t>Pseudo Code</w:t>
       </w:r>
@@ -2712,53 +4224,281 @@
           <w:rFonts w:ascii="Courier New" w:eastAsia="Courier New" w:hAnsi="Courier New" w:cs="Courier New"/>
         </w:rPr>
       </w:pPr>
-      <w:bookmarkStart w:id="22" w:name="_y8ttauc9ywql" w:colFirst="0" w:colLast="0"/>
-      <w:bookmarkEnd w:id="22"/>
-      <w:r>
-        <w:rPr>
-          <w:rFonts w:ascii="Courier New" w:eastAsia="Courier New" w:hAnsi="Courier New" w:cs="Courier New"/>
-        </w:rPr>
-        <w:t>Make connection with given IP address and port number.</w:t>
-      </w:r>
-    </w:p>
-    <w:p>
-      <w:pPr>
-        <w:rPr>
-          <w:rFonts w:ascii="Courier New" w:eastAsia="Courier New" w:hAnsi="Courier New" w:cs="Courier New"/>
-        </w:rPr>
-      </w:pPr>
-      <w:r>
-        <w:rPr>
-          <w:rFonts w:ascii="Courier New" w:eastAsia="Courier New" w:hAnsi="Courier New" w:cs="Courier New"/>
-        </w:rPr>
-        <w:t>Send message to server.</w:t>
-      </w:r>
-    </w:p>
-    <w:p>
-      <w:pPr>
-        <w:rPr>
-          <w:rFonts w:ascii="Courier New" w:eastAsia="Courier New" w:hAnsi="Courier New" w:cs="Courier New"/>
-        </w:rPr>
-      </w:pPr>
-      <w:r>
-        <w:rPr>
-          <w:rFonts w:ascii="Courier New" w:eastAsia="Courier New" w:hAnsi="Courier New" w:cs="Courier New"/>
-        </w:rPr>
-        <w:t>Wait for encrypted message back from server.</w:t>
-      </w:r>
-    </w:p>
-    <w:p>
-      <w:pPr>
-        <w:rPr>
-          <w:rFonts w:ascii="Courier New" w:eastAsia="Courier New" w:hAnsi="Courier New" w:cs="Courier New"/>
-        </w:rPr>
-      </w:pPr>
-      <w:r>
-        <w:rPr>
-          <w:rFonts w:ascii="Courier New" w:eastAsia="Courier New" w:hAnsi="Courier New" w:cs="Courier New"/>
-        </w:rPr>
-        <w:t>If ten seconds pass without response timeout and exit</w:t>
-      </w:r>
+      <w:r>
+        <w:rPr>
+          <w:rFonts w:ascii="Courier New" w:eastAsia="Courier New" w:hAnsi="Courier New" w:cs="Courier New"/>
+        </w:rPr>
+        <w:t>Print message to user.</w:t>
+      </w:r>
+    </w:p>
+    <w:p>
+      <w:pPr>
+        <w:rPr>
+          <w:rFonts w:ascii="Courier New" w:eastAsia="Courier New" w:hAnsi="Courier New" w:cs="Courier New"/>
+        </w:rPr>
+      </w:pPr>
+    </w:p>
+    <w:p>
+      <w:pPr>
+        <w:pStyle w:val="Heading3"/>
+        <w:rPr>
+          <w:sz w:val="32"/>
+          <w:szCs w:val="32"/>
+          <w:lang w:val="en-US"/>
+        </w:rPr>
+      </w:pPr>
+      <w:r>
+        <w:rPr>
+          <w:sz w:val="32"/>
+          <w:szCs w:val="32"/>
+          <w:lang w:val="en-US"/>
+        </w:rPr>
+        <w:lastRenderedPageBreak/>
+        <w:t>cleanup</w:t>
+      </w:r>
+      <w:r>
+        <w:rPr>
+          <w:sz w:val="32"/>
+          <w:szCs w:val="32"/>
+          <w:lang w:val="en-US"/>
+        </w:rPr>
+        <w:t xml:space="preserve"> //</w:t>
+      </w:r>
+      <w:r>
+        <w:rPr>
+          <w:sz w:val="32"/>
+          <w:szCs w:val="32"/>
+          <w:lang w:val="en-US"/>
+        </w:rPr>
+        <w:t xml:space="preserve"> Client //</w:t>
+      </w:r>
+      <w:r>
+        <w:rPr>
+          <w:sz w:val="32"/>
+          <w:szCs w:val="32"/>
+          <w:lang w:val="en-US"/>
+        </w:rPr>
+        <w:t xml:space="preserve"> Done in finally block for Java</w:t>
+      </w:r>
+    </w:p>
+    <w:p>
+      <w:pPr>
+        <w:pStyle w:val="Heading3"/>
+      </w:pPr>
+      <w:r>
+        <w:t>Parameters</w:t>
+      </w:r>
+    </w:p>
+    <w:tbl>
+      <w:tblPr>
+        <w:tblW w:w="9375" w:type="dxa"/>
+        <w:tblBorders>
+          <w:top w:val="single" w:sz="8" w:space="0" w:color="000000"/>
+          <w:left w:val="single" w:sz="8" w:space="0" w:color="000000"/>
+          <w:bottom w:val="single" w:sz="8" w:space="0" w:color="000000"/>
+          <w:right w:val="single" w:sz="8" w:space="0" w:color="000000"/>
+          <w:insideH w:val="single" w:sz="8" w:space="0" w:color="000000"/>
+          <w:insideV w:val="single" w:sz="8" w:space="0" w:color="000000"/>
+        </w:tblBorders>
+        <w:tblLayout w:type="fixed"/>
+        <w:tblLook w:val="0600" w:firstRow="0" w:lastRow="0" w:firstColumn="0" w:lastColumn="0" w:noHBand="1" w:noVBand="1"/>
+      </w:tblPr>
+      <w:tblGrid>
+        <w:gridCol w:w="1725"/>
+        <w:gridCol w:w="1185"/>
+        <w:gridCol w:w="6465"/>
+      </w:tblGrid>
+      <w:tr>
+        <w:tc>
+          <w:tcPr>
+            <w:tcW w:w="1725" w:type="dxa"/>
+            <w:shd w:val="clear" w:color="auto" w:fill="auto"/>
+            <w:tcMar>
+              <w:top w:w="100" w:type="dxa"/>
+              <w:left w:w="100" w:type="dxa"/>
+              <w:bottom w:w="100" w:type="dxa"/>
+              <w:right w:w="100" w:type="dxa"/>
+            </w:tcMar>
+          </w:tcPr>
+          <w:p>
+            <w:pPr>
+              <w:widowControl w:val="0"/>
+              <w:spacing w:line="240" w:lineRule="auto"/>
+              <w:jc w:val="center"/>
+              <w:rPr>
+                <w:b/>
+              </w:rPr>
+            </w:pPr>
+            <w:r>
+              <w:rPr>
+                <w:b/>
+              </w:rPr>
+              <w:t>Parameter</w:t>
+            </w:r>
+          </w:p>
+        </w:tc>
+        <w:tc>
+          <w:tcPr>
+            <w:tcW w:w="1185" w:type="dxa"/>
+            <w:shd w:val="clear" w:color="auto" w:fill="auto"/>
+            <w:tcMar>
+              <w:top w:w="100" w:type="dxa"/>
+              <w:left w:w="100" w:type="dxa"/>
+              <w:bottom w:w="100" w:type="dxa"/>
+              <w:right w:w="100" w:type="dxa"/>
+            </w:tcMar>
+          </w:tcPr>
+          <w:p>
+            <w:pPr>
+              <w:widowControl w:val="0"/>
+              <w:spacing w:line="240" w:lineRule="auto"/>
+              <w:jc w:val="center"/>
+              <w:rPr>
+                <w:b/>
+              </w:rPr>
+            </w:pPr>
+            <w:r>
+              <w:rPr>
+                <w:b/>
+              </w:rPr>
+              <w:t>Type</w:t>
+            </w:r>
+          </w:p>
+        </w:tc>
+        <w:tc>
+          <w:tcPr>
+            <w:tcW w:w="6465" w:type="dxa"/>
+            <w:shd w:val="clear" w:color="auto" w:fill="auto"/>
+            <w:tcMar>
+              <w:top w:w="100" w:type="dxa"/>
+              <w:left w:w="100" w:type="dxa"/>
+              <w:bottom w:w="100" w:type="dxa"/>
+              <w:right w:w="100" w:type="dxa"/>
+            </w:tcMar>
+          </w:tcPr>
+          <w:p>
+            <w:pPr>
+              <w:widowControl w:val="0"/>
+              <w:spacing w:line="240" w:lineRule="auto"/>
+              <w:jc w:val="center"/>
+              <w:rPr>
+                <w:b/>
+              </w:rPr>
+            </w:pPr>
+            <w:r>
+              <w:rPr>
+                <w:b/>
+              </w:rPr>
+              <w:t>Description</w:t>
+            </w:r>
+          </w:p>
+        </w:tc>
+      </w:tr>
+      <w:tr>
+        <w:tc>
+          <w:tcPr>
+            <w:tcW w:w="1725" w:type="dxa"/>
+            <w:shd w:val="clear" w:color="auto" w:fill="auto"/>
+            <w:tcMar>
+              <w:top w:w="100" w:type="dxa"/>
+              <w:left w:w="100" w:type="dxa"/>
+              <w:bottom w:w="100" w:type="dxa"/>
+              <w:right w:w="100" w:type="dxa"/>
+            </w:tcMar>
+          </w:tcPr>
+          <w:p>
+            <w:pPr>
+              <w:widowControl w:val="0"/>
+              <w:spacing w:line="240" w:lineRule="auto"/>
+            </w:pPr>
+          </w:p>
+        </w:tc>
+        <w:tc>
+          <w:tcPr>
+            <w:tcW w:w="1185" w:type="dxa"/>
+            <w:shd w:val="clear" w:color="auto" w:fill="auto"/>
+            <w:tcMar>
+              <w:top w:w="100" w:type="dxa"/>
+              <w:left w:w="100" w:type="dxa"/>
+              <w:bottom w:w="100" w:type="dxa"/>
+              <w:right w:w="100" w:type="dxa"/>
+            </w:tcMar>
+          </w:tcPr>
+          <w:p>
+            <w:pPr>
+              <w:widowControl w:val="0"/>
+              <w:spacing w:line="240" w:lineRule="auto"/>
+            </w:pPr>
+          </w:p>
+        </w:tc>
+        <w:tc>
+          <w:tcPr>
+            <w:tcW w:w="6465" w:type="dxa"/>
+            <w:shd w:val="clear" w:color="auto" w:fill="auto"/>
+            <w:tcMar>
+              <w:top w:w="100" w:type="dxa"/>
+              <w:left w:w="100" w:type="dxa"/>
+              <w:bottom w:w="100" w:type="dxa"/>
+              <w:right w:w="100" w:type="dxa"/>
+            </w:tcMar>
+          </w:tcPr>
+          <w:p>
+            <w:pPr>
+              <w:widowControl w:val="0"/>
+              <w:spacing w:line="240" w:lineRule="auto"/>
+            </w:pPr>
+          </w:p>
+        </w:tc>
+      </w:tr>
+    </w:tbl>
+    <w:p>
+      <w:pPr>
+        <w:pStyle w:val="Heading3"/>
+      </w:pPr>
+      <w:r>
+        <w:t>Return</w:t>
+      </w:r>
+    </w:p>
+    <w:p>
+      <w:pPr>
+        <w:pStyle w:val="Heading3"/>
+      </w:pPr>
+      <w:r>
+        <w:t>Pseudo Code</w:t>
+      </w:r>
+    </w:p>
+    <w:p>
+      <w:pPr>
+        <w:rPr>
+          <w:rFonts w:ascii="Courier New" w:eastAsia="Courier New" w:hAnsi="Courier New" w:cs="Courier New"/>
+        </w:rPr>
+      </w:pPr>
+      <w:r>
+        <w:rPr>
+          <w:rFonts w:ascii="Courier New" w:eastAsia="Courier New" w:hAnsi="Courier New" w:cs="Courier New"/>
+        </w:rPr>
+        <w:t>Cleanup system resources like sockets</w:t>
+      </w:r>
+    </w:p>
+    <w:p>
+      <w:pPr>
+        <w:rPr>
+          <w:rFonts w:ascii="Courier New" w:eastAsia="Courier New" w:hAnsi="Courier New" w:cs="Courier New"/>
+        </w:rPr>
+      </w:pPr>
+      <w:r>
+        <w:rPr>
+          <w:rFonts w:ascii="Courier New" w:eastAsia="Courier New" w:hAnsi="Courier New" w:cs="Courier New"/>
+        </w:rPr>
+        <w:t>Terminate program</w:t>
+      </w:r>
+    </w:p>
+    <w:p>
+      <w:pPr>
+        <w:rPr>
+          <w:rFonts w:ascii="Courier New" w:eastAsia="Courier New" w:hAnsi="Courier New" w:cs="Courier New"/>
+        </w:rPr>
+      </w:pPr>
     </w:p>
     <w:p>
       <w:pPr>
@@ -2772,17 +4512,12 @@
         <w:pStyle w:val="Heading2"/>
         <w:spacing w:line="240" w:lineRule="auto"/>
       </w:pPr>
-      <w:bookmarkStart w:id="23" w:name="_yvxzpn41moju" w:colFirst="0" w:colLast="0"/>
-      <w:bookmarkStart w:id="24" w:name="_xw1d2nbfg9iz" w:colFirst="0" w:colLast="0"/>
-      <w:bookmarkEnd w:id="23"/>
-      <w:bookmarkEnd w:id="24"/>
-      <w:proofErr w:type="spellStart"/>
-      <w:r>
-        <w:t>parseArgs</w:t>
-      </w:r>
-      <w:proofErr w:type="spellEnd"/>
-      <w:r>
-        <w:t xml:space="preserve"> </w:t>
+      <w:bookmarkStart w:id="21" w:name="_yvxzpn41moju" w:colFirst="0" w:colLast="0"/>
+      <w:bookmarkStart w:id="22" w:name="_xw1d2nbfg9iz" w:colFirst="0" w:colLast="0"/>
+      <w:bookmarkEnd w:id="21"/>
+      <w:bookmarkEnd w:id="22"/>
+      <w:r>
+        <w:t xml:space="preserve">parseArgs </w:t>
       </w:r>
       <w:r>
         <w:t>//</w:t>
@@ -2924,14 +4659,12 @@
                 <w:lang w:val="en-US"/>
               </w:rPr>
             </w:pPr>
-            <w:proofErr w:type="spellStart"/>
             <w:r>
               <w:rPr>
                 <w:lang w:val="en-US"/>
               </w:rPr>
               <w:t>args</w:t>
             </w:r>
-            <w:proofErr w:type="spellEnd"/>
           </w:p>
           <w:p>
             <w:pPr>
@@ -3016,7 +4749,7 @@
         <w:rPr>
           <w:rFonts w:ascii="Courier New" w:eastAsia="Courier New" w:hAnsi="Courier New" w:cs="Courier New"/>
         </w:rPr>
-        <w:t>1</w:t>
+        <w:t>2</w:t>
       </w:r>
       <w:r>
         <w:rPr>
@@ -3024,25 +4757,30 @@
         </w:rPr>
         <w:t xml:space="preserve"> </w:t>
       </w:r>
-      <w:proofErr w:type="gramStart"/>
-      <w:r>
-        <w:rPr>
-          <w:rFonts w:ascii="Courier New" w:eastAsia="Courier New" w:hAnsi="Courier New" w:cs="Courier New"/>
-        </w:rPr>
-        <w:t>argument</w:t>
-      </w:r>
-      <w:proofErr w:type="gramEnd"/>
-      <w:r>
-        <w:rPr>
-          <w:rFonts w:ascii="Courier New" w:eastAsia="Courier New" w:hAnsi="Courier New" w:cs="Courier New"/>
-        </w:rPr>
-        <w:t xml:space="preserve"> then </w:t>
-      </w:r>
-      <w:r>
-        <w:rPr>
-          <w:rFonts w:ascii="Courier New" w:eastAsia="Courier New" w:hAnsi="Courier New" w:cs="Courier New"/>
-        </w:rPr>
-        <w:t>exit</w:t>
+      <w:r>
+        <w:rPr>
+          <w:rFonts w:ascii="Courier New" w:eastAsia="Courier New" w:hAnsi="Courier New" w:cs="Courier New"/>
+        </w:rPr>
+        <w:t>arguments,</w:t>
+      </w:r>
+      <w:r>
+        <w:rPr>
+          <w:rFonts w:ascii="Courier New" w:eastAsia="Courier New" w:hAnsi="Courier New" w:cs="Courier New"/>
+        </w:rPr>
+        <w:t xml:space="preserve"> then exit</w:t>
+      </w:r>
+    </w:p>
+    <w:p>
+      <w:pPr>
+        <w:rPr>
+          <w:rFonts w:ascii="Courier New" w:eastAsia="Courier New" w:hAnsi="Courier New" w:cs="Courier New"/>
+        </w:rPr>
+      </w:pPr>
+      <w:r>
+        <w:rPr>
+          <w:rFonts w:ascii="Courier New" w:eastAsia="Courier New" w:hAnsi="Courier New" w:cs="Courier New"/>
+        </w:rPr>
+        <w:t>Set argument 0 as ip</w:t>
       </w:r>
     </w:p>
     <w:p>
@@ -3061,7 +4799,7 @@
         <w:rPr>
           <w:rFonts w:ascii="Courier New" w:eastAsia="Courier New" w:hAnsi="Courier New" w:cs="Courier New"/>
         </w:rPr>
-        <w:t>0 as port number</w:t>
+        <w:t>1 as port</w:t>
       </w:r>
     </w:p>
     <w:p>
@@ -3080,17 +4818,14 @@
           <w:lang w:val="en-US"/>
         </w:rPr>
       </w:pPr>
-      <w:proofErr w:type="spellStart"/>
       <w:r>
         <w:rPr>
           <w:sz w:val="32"/>
           <w:szCs w:val="32"/>
           <w:lang w:val="en-US"/>
         </w:rPr>
-        <w:lastRenderedPageBreak/>
-        <w:t>encryptMsg</w:t>
-      </w:r>
-      <w:proofErr w:type="spellEnd"/>
+        <w:t>waitForWork</w:t>
+      </w:r>
       <w:r>
         <w:rPr>
           <w:sz w:val="32"/>
@@ -3278,6 +5013,72 @@
           </w:p>
         </w:tc>
       </w:tr>
+      <w:tr>
+        <w:tc>
+          <w:tcPr>
+            <w:tcW w:w="1725" w:type="dxa"/>
+            <w:shd w:val="clear" w:color="auto" w:fill="auto"/>
+            <w:tcMar>
+              <w:top w:w="100" w:type="dxa"/>
+              <w:left w:w="100" w:type="dxa"/>
+              <w:bottom w:w="100" w:type="dxa"/>
+              <w:right w:w="100" w:type="dxa"/>
+            </w:tcMar>
+          </w:tcPr>
+          <w:p>
+            <w:pPr>
+              <w:widowControl w:val="0"/>
+              <w:spacing w:line="240" w:lineRule="auto"/>
+            </w:pPr>
+            <w:r>
+              <w:lastRenderedPageBreak/>
+              <w:t>ip</w:t>
+            </w:r>
+          </w:p>
+        </w:tc>
+        <w:tc>
+          <w:tcPr>
+            <w:tcW w:w="1185" w:type="dxa"/>
+            <w:shd w:val="clear" w:color="auto" w:fill="auto"/>
+            <w:tcMar>
+              <w:top w:w="100" w:type="dxa"/>
+              <w:left w:w="100" w:type="dxa"/>
+              <w:bottom w:w="100" w:type="dxa"/>
+              <w:right w:w="100" w:type="dxa"/>
+            </w:tcMar>
+          </w:tcPr>
+          <w:p>
+            <w:pPr>
+              <w:widowControl w:val="0"/>
+              <w:spacing w:line="240" w:lineRule="auto"/>
+            </w:pPr>
+            <w:r>
+              <w:t>String</w:t>
+            </w:r>
+          </w:p>
+        </w:tc>
+        <w:tc>
+          <w:tcPr>
+            <w:tcW w:w="6465" w:type="dxa"/>
+            <w:shd w:val="clear" w:color="auto" w:fill="auto"/>
+            <w:tcMar>
+              <w:top w:w="100" w:type="dxa"/>
+              <w:left w:w="100" w:type="dxa"/>
+              <w:bottom w:w="100" w:type="dxa"/>
+              <w:right w:w="100" w:type="dxa"/>
+            </w:tcMar>
+          </w:tcPr>
+          <w:p>
+            <w:pPr>
+              <w:widowControl w:val="0"/>
+              <w:spacing w:line="240" w:lineRule="auto"/>
+            </w:pPr>
+            <w:r>
+              <w:t>IP Address</w:t>
+            </w:r>
+          </w:p>
+        </w:tc>
+      </w:tr>
     </w:tbl>
     <w:p>
       <w:pPr>
@@ -3305,7 +5106,13 @@
         <w:rPr>
           <w:rFonts w:ascii="Courier New" w:eastAsia="Courier New" w:hAnsi="Courier New" w:cs="Courier New"/>
         </w:rPr>
-        <w:t>Wait on a connection with given port number.</w:t>
+        <w:t>Wait on a connection</w:t>
+      </w:r>
+      <w:r>
+        <w:rPr>
+          <w:rFonts w:ascii="Courier New" w:eastAsia="Courier New" w:hAnsi="Courier New" w:cs="Courier New"/>
+        </w:rPr>
+        <w:t>s with given IP Address and port number.</w:t>
       </w:r>
     </w:p>
     <w:p>
@@ -3331,7 +5138,19 @@
         <w:rPr>
           <w:rFonts w:ascii="Courier New" w:eastAsia="Courier New" w:hAnsi="Courier New" w:cs="Courier New"/>
         </w:rPr>
-        <w:t xml:space="preserve">Encrypt message with </w:t>
+        <w:t>Decrypt</w:t>
+      </w:r>
+      <w:r>
+        <w:rPr>
+          <w:rFonts w:ascii="Courier New" w:eastAsia="Courier New" w:hAnsi="Courier New" w:cs="Courier New"/>
+        </w:rPr>
+        <w:t xml:space="preserve"> message with </w:t>
+      </w:r>
+      <w:r>
+        <w:rPr>
+          <w:rFonts w:ascii="Courier New" w:eastAsia="Courier New" w:hAnsi="Courier New" w:cs="Courier New"/>
+        </w:rPr>
+        <w:t xml:space="preserve">reverse </w:t>
       </w:r>
       <w:r>
         <w:rPr>
@@ -3356,7 +5175,19 @@
         <w:rPr>
           <w:rFonts w:ascii="Courier New" w:eastAsia="Courier New" w:hAnsi="Courier New" w:cs="Courier New"/>
         </w:rPr>
-        <w:t>Send encrypted message back to client.</w:t>
+        <w:t xml:space="preserve">Send </w:t>
+      </w:r>
+      <w:r>
+        <w:rPr>
+          <w:rFonts w:ascii="Courier New" w:eastAsia="Courier New" w:hAnsi="Courier New" w:cs="Courier New"/>
+        </w:rPr>
+        <w:t>de</w:t>
+      </w:r>
+      <w:r>
+        <w:rPr>
+          <w:rFonts w:ascii="Courier New" w:eastAsia="Courier New" w:hAnsi="Courier New" w:cs="Courier New"/>
+        </w:rPr>
+        <w:t>crypted message back to client.</w:t>
       </w:r>
     </w:p>
     <w:p>
@@ -3375,16 +5206,22 @@
           <w:lang w:val="en-US"/>
         </w:rPr>
       </w:pPr>
-      <w:proofErr w:type="spellStart"/>
       <w:r>
         <w:rPr>
           <w:sz w:val="32"/>
           <w:szCs w:val="32"/>
           <w:lang w:val="en-US"/>
         </w:rPr>
-        <w:t>vigCipher</w:t>
-      </w:r>
-      <w:proofErr w:type="spellEnd"/>
+        <w:t>decryptMsg</w:t>
+      </w:r>
+      <w:r>
+        <w:rPr>
+          <w:sz w:val="32"/>
+          <w:szCs w:val="32"/>
+          <w:lang w:val="en-US"/>
+        </w:rPr>
+        <w:t xml:space="preserve"> // Server</w:t>
+      </w:r>
     </w:p>
     <w:p>
       <w:pPr>
@@ -3559,7 +5396,13 @@
               <w:spacing w:line="240" w:lineRule="auto"/>
             </w:pPr>
             <w:r>
-              <w:t>Message to be encrypted.</w:t>
+              <w:t xml:space="preserve">Message to be </w:t>
+            </w:r>
+            <w:r>
+              <w:t>de</w:t>
+            </w:r>
+            <w:r>
+              <w:t>crypted.</w:t>
             </w:r>
           </w:p>
         </w:tc>
@@ -3640,7 +5483,7 @@
     </w:p>
     <w:p>
       <w:r>
-        <w:t>Encrypted message.</w:t>
+        <w:t>Decrypted message.</w:t>
       </w:r>
     </w:p>
     <w:p>
@@ -3702,8 +5545,297 @@
         <w:rPr>
           <w:rFonts w:ascii="Courier New" w:eastAsia="Courier New" w:hAnsi="Courier New" w:cs="Courier New"/>
         </w:rPr>
-        <w:t>Return encrypted message.</w:t>
-      </w:r>
+        <w:t xml:space="preserve">Return </w:t>
+      </w:r>
+      <w:r>
+        <w:rPr>
+          <w:rFonts w:ascii="Courier New" w:eastAsia="Courier New" w:hAnsi="Courier New" w:cs="Courier New"/>
+        </w:rPr>
+        <w:t>de</w:t>
+      </w:r>
+      <w:r>
+        <w:rPr>
+          <w:rFonts w:ascii="Courier New" w:eastAsia="Courier New" w:hAnsi="Courier New" w:cs="Courier New"/>
+        </w:rPr>
+        <w:t>crypted message.</w:t>
+      </w:r>
+    </w:p>
+    <w:p>
+      <w:pPr>
+        <w:rPr>
+          <w:rFonts w:ascii="Courier New" w:eastAsia="Courier New" w:hAnsi="Courier New" w:cs="Courier New"/>
+        </w:rPr>
+      </w:pPr>
+    </w:p>
+    <w:p>
+      <w:pPr>
+        <w:pStyle w:val="Heading3"/>
+        <w:rPr>
+          <w:sz w:val="32"/>
+          <w:szCs w:val="32"/>
+          <w:lang w:val="en-US"/>
+        </w:rPr>
+      </w:pPr>
+      <w:r>
+        <w:rPr>
+          <w:sz w:val="32"/>
+          <w:szCs w:val="32"/>
+          <w:lang w:val="en-US"/>
+        </w:rPr>
+        <w:t>cleanup</w:t>
+      </w:r>
+      <w:r>
+        <w:rPr>
+          <w:sz w:val="32"/>
+          <w:szCs w:val="32"/>
+          <w:lang w:val="en-US"/>
+        </w:rPr>
+        <w:t xml:space="preserve"> </w:t>
+      </w:r>
+      <w:r>
+        <w:rPr>
+          <w:sz w:val="32"/>
+          <w:szCs w:val="32"/>
+          <w:lang w:val="en-US"/>
+        </w:rPr>
+        <w:t xml:space="preserve">// </w:t>
+      </w:r>
+      <w:r>
+        <w:rPr>
+          <w:sz w:val="32"/>
+          <w:szCs w:val="32"/>
+          <w:lang w:val="en-US"/>
+        </w:rPr>
+        <w:t xml:space="preserve">Server // </w:t>
+      </w:r>
+      <w:r>
+        <w:rPr>
+          <w:sz w:val="32"/>
+          <w:szCs w:val="32"/>
+          <w:lang w:val="en-US"/>
+        </w:rPr>
+        <w:t>Done in finally block for Java</w:t>
+      </w:r>
+    </w:p>
+    <w:p>
+      <w:pPr>
+        <w:pStyle w:val="Heading3"/>
+      </w:pPr>
+      <w:r>
+        <w:t>Parameters</w:t>
+      </w:r>
+    </w:p>
+    <w:tbl>
+      <w:tblPr>
+        <w:tblW w:w="9375" w:type="dxa"/>
+        <w:tblBorders>
+          <w:top w:val="single" w:sz="8" w:space="0" w:color="000000"/>
+          <w:left w:val="single" w:sz="8" w:space="0" w:color="000000"/>
+          <w:bottom w:val="single" w:sz="8" w:space="0" w:color="000000"/>
+          <w:right w:val="single" w:sz="8" w:space="0" w:color="000000"/>
+          <w:insideH w:val="single" w:sz="8" w:space="0" w:color="000000"/>
+          <w:insideV w:val="single" w:sz="8" w:space="0" w:color="000000"/>
+        </w:tblBorders>
+        <w:tblLayout w:type="fixed"/>
+        <w:tblLook w:val="0600" w:firstRow="0" w:lastRow="0" w:firstColumn="0" w:lastColumn="0" w:noHBand="1" w:noVBand="1"/>
+      </w:tblPr>
+      <w:tblGrid>
+        <w:gridCol w:w="1725"/>
+        <w:gridCol w:w="1185"/>
+        <w:gridCol w:w="6465"/>
+      </w:tblGrid>
+      <w:tr>
+        <w:tc>
+          <w:tcPr>
+            <w:tcW w:w="1725" w:type="dxa"/>
+            <w:shd w:val="clear" w:color="auto" w:fill="auto"/>
+            <w:tcMar>
+              <w:top w:w="100" w:type="dxa"/>
+              <w:left w:w="100" w:type="dxa"/>
+              <w:bottom w:w="100" w:type="dxa"/>
+              <w:right w:w="100" w:type="dxa"/>
+            </w:tcMar>
+          </w:tcPr>
+          <w:p>
+            <w:pPr>
+              <w:widowControl w:val="0"/>
+              <w:spacing w:line="240" w:lineRule="auto"/>
+              <w:jc w:val="center"/>
+              <w:rPr>
+                <w:b/>
+              </w:rPr>
+            </w:pPr>
+            <w:r>
+              <w:rPr>
+                <w:b/>
+              </w:rPr>
+              <w:t>Parameter</w:t>
+            </w:r>
+          </w:p>
+        </w:tc>
+        <w:tc>
+          <w:tcPr>
+            <w:tcW w:w="1185" w:type="dxa"/>
+            <w:shd w:val="clear" w:color="auto" w:fill="auto"/>
+            <w:tcMar>
+              <w:top w:w="100" w:type="dxa"/>
+              <w:left w:w="100" w:type="dxa"/>
+              <w:bottom w:w="100" w:type="dxa"/>
+              <w:right w:w="100" w:type="dxa"/>
+            </w:tcMar>
+          </w:tcPr>
+          <w:p>
+            <w:pPr>
+              <w:widowControl w:val="0"/>
+              <w:spacing w:line="240" w:lineRule="auto"/>
+              <w:jc w:val="center"/>
+              <w:rPr>
+                <w:b/>
+              </w:rPr>
+            </w:pPr>
+            <w:r>
+              <w:rPr>
+                <w:b/>
+              </w:rPr>
+              <w:t>Type</w:t>
+            </w:r>
+          </w:p>
+        </w:tc>
+        <w:tc>
+          <w:tcPr>
+            <w:tcW w:w="6465" w:type="dxa"/>
+            <w:shd w:val="clear" w:color="auto" w:fill="auto"/>
+            <w:tcMar>
+              <w:top w:w="100" w:type="dxa"/>
+              <w:left w:w="100" w:type="dxa"/>
+              <w:bottom w:w="100" w:type="dxa"/>
+              <w:right w:w="100" w:type="dxa"/>
+            </w:tcMar>
+          </w:tcPr>
+          <w:p>
+            <w:pPr>
+              <w:widowControl w:val="0"/>
+              <w:spacing w:line="240" w:lineRule="auto"/>
+              <w:jc w:val="center"/>
+              <w:rPr>
+                <w:b/>
+              </w:rPr>
+            </w:pPr>
+            <w:r>
+              <w:rPr>
+                <w:b/>
+              </w:rPr>
+              <w:t>Description</w:t>
+            </w:r>
+          </w:p>
+        </w:tc>
+      </w:tr>
+      <w:tr>
+        <w:tc>
+          <w:tcPr>
+            <w:tcW w:w="1725" w:type="dxa"/>
+            <w:shd w:val="clear" w:color="auto" w:fill="auto"/>
+            <w:tcMar>
+              <w:top w:w="100" w:type="dxa"/>
+              <w:left w:w="100" w:type="dxa"/>
+              <w:bottom w:w="100" w:type="dxa"/>
+              <w:right w:w="100" w:type="dxa"/>
+            </w:tcMar>
+          </w:tcPr>
+          <w:p>
+            <w:pPr>
+              <w:widowControl w:val="0"/>
+              <w:spacing w:line="240" w:lineRule="auto"/>
+            </w:pPr>
+          </w:p>
+        </w:tc>
+        <w:tc>
+          <w:tcPr>
+            <w:tcW w:w="1185" w:type="dxa"/>
+            <w:shd w:val="clear" w:color="auto" w:fill="auto"/>
+            <w:tcMar>
+              <w:top w:w="100" w:type="dxa"/>
+              <w:left w:w="100" w:type="dxa"/>
+              <w:bottom w:w="100" w:type="dxa"/>
+              <w:right w:w="100" w:type="dxa"/>
+            </w:tcMar>
+          </w:tcPr>
+          <w:p>
+            <w:pPr>
+              <w:widowControl w:val="0"/>
+              <w:spacing w:line="240" w:lineRule="auto"/>
+            </w:pPr>
+          </w:p>
+        </w:tc>
+        <w:tc>
+          <w:tcPr>
+            <w:tcW w:w="6465" w:type="dxa"/>
+            <w:shd w:val="clear" w:color="auto" w:fill="auto"/>
+            <w:tcMar>
+              <w:top w:w="100" w:type="dxa"/>
+              <w:left w:w="100" w:type="dxa"/>
+              <w:bottom w:w="100" w:type="dxa"/>
+              <w:right w:w="100" w:type="dxa"/>
+            </w:tcMar>
+          </w:tcPr>
+          <w:p>
+            <w:pPr>
+              <w:widowControl w:val="0"/>
+              <w:spacing w:line="240" w:lineRule="auto"/>
+            </w:pPr>
+          </w:p>
+        </w:tc>
+      </w:tr>
+    </w:tbl>
+    <w:p>
+      <w:pPr>
+        <w:pStyle w:val="Heading3"/>
+      </w:pPr>
+      <w:r>
+        <w:lastRenderedPageBreak/>
+        <w:t>Return</w:t>
+      </w:r>
+    </w:p>
+    <w:p>
+      <w:pPr>
+        <w:pStyle w:val="Heading3"/>
+      </w:pPr>
+      <w:r>
+        <w:t>Pseudo Code</w:t>
+      </w:r>
+    </w:p>
+    <w:p>
+      <w:pPr>
+        <w:rPr>
+          <w:rFonts w:ascii="Courier New" w:eastAsia="Courier New" w:hAnsi="Courier New" w:cs="Courier New"/>
+        </w:rPr>
+      </w:pPr>
+      <w:r>
+        <w:rPr>
+          <w:rFonts w:ascii="Courier New" w:eastAsia="Courier New" w:hAnsi="Courier New" w:cs="Courier New"/>
+        </w:rPr>
+        <w:t>Cleanup system resources like sockets</w:t>
+      </w:r>
+    </w:p>
+    <w:p>
+      <w:pPr>
+        <w:rPr>
+          <w:rFonts w:ascii="Courier New" w:eastAsia="Courier New" w:hAnsi="Courier New" w:cs="Courier New"/>
+        </w:rPr>
+      </w:pPr>
+      <w:r>
+        <w:rPr>
+          <w:rFonts w:ascii="Courier New" w:eastAsia="Courier New" w:hAnsi="Courier New" w:cs="Courier New"/>
+        </w:rPr>
+        <w:t>Terminate program</w:t>
+      </w:r>
+    </w:p>
+    <w:p>
+      <w:pPr>
+        <w:rPr>
+          <w:rFonts w:ascii="Courier New" w:eastAsia="Courier New" w:hAnsi="Courier New" w:cs="Courier New"/>
+        </w:rPr>
+      </w:pPr>
     </w:p>
     <w:sectPr>
       <w:pgSz w:w="12240" w:h="15840"/>
@@ -4698,7 +6830,7 @@
   <w:style w:type="paragraph" w:default="1" w:styleId="Normal">
     <w:name w:val="Normal"/>
     <w:qFormat/>
-    <w:rsid w:val="00141938"/>
+    <w:rsid w:val="00F60DB2"/>
   </w:style>
   <w:style w:type="paragraph" w:styleId="Heading1">
     <w:name w:val="heading 1"/>
@@ -5095,6 +7227,25 @@
       <w:szCs w:val="28"/>
     </w:rPr>
   </w:style>
+  <w:style w:type="table" w:styleId="TableGrid">
+    <w:name w:val="Table Grid"/>
+    <w:basedOn w:val="TableNormal"/>
+    <w:uiPriority w:val="39"/>
+    <w:rsid w:val="00BD4589"/>
+    <w:pPr>
+      <w:spacing w:line="240" w:lineRule="auto"/>
+    </w:pPr>
+    <w:tblPr>
+      <w:tblBorders>
+        <w:top w:val="single" w:sz="4" w:space="0" w:color="auto"/>
+        <w:left w:val="single" w:sz="4" w:space="0" w:color="auto"/>
+        <w:bottom w:val="single" w:sz="4" w:space="0" w:color="auto"/>
+        <w:right w:val="single" w:sz="4" w:space="0" w:color="auto"/>
+        <w:insideH w:val="single" w:sz="4" w:space="0" w:color="auto"/>
+        <w:insideV w:val="single" w:sz="4" w:space="0" w:color="auto"/>
+      </w:tblBorders>
+    </w:tblPr>
+  </w:style>
 </w:styles>
 </file>
 
